--- a/Dokumentacija/SemProg_Dokumentacija.docx
+++ b/Dokumentacija/SemProg_Dokumentacija.docx
@@ -184,6 +184,7 @@
           <w:bCs/>
           <w:sz w:val="28"/>
           <w:szCs w:val="28"/>
+          <w:lang w:val="de-DE"/>
         </w:rPr>
       </w:pPr>
     </w:p>
@@ -196,6 +197,7 @@
           <w:bCs/>
           <w:sz w:val="28"/>
           <w:szCs w:val="28"/>
+          <w:lang w:val="de-DE"/>
         </w:rPr>
       </w:pPr>
     </w:p>
@@ -207,6 +209,7 @@
           <w:bCs/>
           <w:sz w:val="52"/>
           <w:szCs w:val="52"/>
+          <w:lang w:val="de-DE"/>
         </w:rPr>
       </w:pPr>
       <w:r>
@@ -215,36 +218,20 @@
           <w:bCs/>
           <w:sz w:val="52"/>
           <w:szCs w:val="52"/>
-        </w:rPr>
-        <w:t>TV</w:t>
-      </w:r>
-      <w:r>
+          <w:lang w:val="de-DE"/>
+        </w:rPr>
+        <w:t>TV Program</w:t>
+      </w:r>
+    </w:p>
+    <w:p>
+      <w:pPr>
+        <w:jc w:val="center"/>
         <w:rPr>
           <w:b/>
           <w:bCs/>
           <w:sz w:val="52"/>
           <w:szCs w:val="52"/>
-        </w:rPr>
-        <w:t xml:space="preserve"> </w:t>
-      </w:r>
-      <w:r>
-        <w:rPr>
-          <w:b/>
-          <w:bCs/>
-          <w:sz w:val="52"/>
-          <w:szCs w:val="52"/>
-        </w:rPr>
-        <w:t>Program</w:t>
-      </w:r>
-    </w:p>
-    <w:p>
-      <w:pPr>
-        <w:jc w:val="center"/>
-        <w:rPr>
-          <w:b/>
-          <w:bCs/>
-          <w:sz w:val="52"/>
-          <w:szCs w:val="52"/>
+          <w:lang w:val="de-DE"/>
         </w:rPr>
       </w:pPr>
     </w:p>
@@ -427,14 +414,15 @@
     <w:p>
       <w:pPr>
         <w:spacing w:after="120"/>
-      </w:pPr>
-      <w:proofErr w:type="spellStart"/>
-      <w:r>
-        <w:t>Studenti</w:t>
-      </w:r>
-      <w:proofErr w:type="spellEnd"/>
-      <w:r>
-        <w:t>: Papić Petar IT 47/22</w:t>
+        <w:rPr>
+          <w:lang w:val="de-DE"/>
+        </w:rPr>
+      </w:pPr>
+      <w:r>
+        <w:rPr>
+          <w:lang w:val="de-DE"/>
+        </w:rPr>
+        <w:t>Studenti: Papić Petar IT 47/22</w:t>
       </w:r>
     </w:p>
     <w:p>
@@ -445,6 +433,9 @@
         </w:rPr>
       </w:pPr>
       <w:r>
+        <w:rPr>
+          <w:lang w:val="de-DE"/>
+        </w:rPr>
         <w:t xml:space="preserve">Mentor: prof. </w:t>
       </w:r>
       <w:r>
@@ -454,6 +445,9 @@
         <w:t>Ljubica Kazi</w:t>
       </w:r>
       <w:r>
+        <w:rPr>
+          <w:lang w:val="de-DE"/>
+        </w:rPr>
         <w:br w:type="page"/>
       </w:r>
     </w:p>
@@ -466,6 +460,7 @@
           <w:kern w:val="2"/>
           <w:sz w:val="22"/>
           <w:szCs w:val="22"/>
+          <w:lang w:eastAsia="en-US"/>
           <w14:ligatures w14:val="standardContextual"/>
         </w:rPr>
         <w:id w:val="1799798803"/>
@@ -478,7 +473,6 @@
         <w:rPr>
           <w:rFonts w:ascii="Times New Roman" w:hAnsi="Times New Roman" w:cs="Times New Roman"/>
           <w:bCs/>
-          <w:lang w:eastAsia="en-US"/>
         </w:rPr>
       </w:sdtEndPr>
       <w:sdtContent>
@@ -533,7 +527,19 @@
               <w:szCs w:val="44"/>
               <w:lang w:val="sr-Latn-RS"/>
             </w:rPr>
-            <w:t>1</w:t>
+            <w:t>1.</w:t>
+          </w:r>
+          <w:r>
+            <w:fldChar w:fldCharType="begin"/>
+          </w:r>
+          <w:r>
+            <w:rPr>
+              <w:lang w:val="de-DE"/>
+            </w:rPr>
+            <w:instrText>HYPERLINK \l "_Toc183611512"</w:instrText>
+          </w:r>
+          <w:r>
+            <w:fldChar w:fldCharType="separate"/>
           </w:r>
           <w:r>
             <w:rPr>
@@ -541,27 +547,20 @@
               <w:szCs w:val="44"/>
               <w:lang w:val="sr-Latn-RS"/>
             </w:rPr>
-            <w:t>.</w:t>
+            <w:t>Uvod:</w:t>
           </w:r>
-          <w:hyperlink w:anchor="_Toc183611512" w:history="1">
-            <w:r>
-              <w:rPr>
-                <w:sz w:val="44"/>
-                <w:szCs w:val="44"/>
-                <w:lang w:val="sr-Latn-RS"/>
-              </w:rPr>
-              <w:t>Uvod:</w:t>
-            </w:r>
-            <w:r>
-              <w:rPr>
-                <w:sz w:val="44"/>
-                <w:szCs w:val="44"/>
-                <w:lang w:val="sr-Latn-RS"/>
-              </w:rPr>
-              <w:tab/>
-              <w:t>3</w:t>
-            </w:r>
-          </w:hyperlink>
+          <w:r>
+            <w:rPr>
+              <w:sz w:val="44"/>
+              <w:szCs w:val="44"/>
+              <w:lang w:val="sr-Latn-RS"/>
+            </w:rPr>
+            <w:tab/>
+            <w:t>3</w:t>
+          </w:r>
+          <w:r>
+            <w:fldChar w:fldCharType="end"/>
+          </w:r>
         </w:p>
         <w:p>
           <w:pPr>
@@ -622,15 +621,7 @@
               <w:szCs w:val="44"/>
               <w:lang w:val="sr-Latn-RS"/>
             </w:rPr>
-            <w:t>3.</w:t>
-          </w:r>
-          <w:r>
-            <w:rPr>
-              <w:sz w:val="44"/>
-              <w:szCs w:val="44"/>
-              <w:lang w:val="sr-Latn-RS"/>
-            </w:rPr>
-            <w:t>Poslovna pravila</w:t>
+            <w:t>3.Poslovna pravila</w:t>
           </w:r>
           <w:r>
             <w:rPr>
@@ -799,15 +790,7 @@
               <w:szCs w:val="44"/>
               <w:lang w:val="sr-Latn-RS"/>
             </w:rPr>
-            <w:t>6.</w:t>
-          </w:r>
-          <w:r>
-            <w:rPr>
-              <w:sz w:val="44"/>
-              <w:szCs w:val="44"/>
-              <w:lang w:val="sr-Latn-RS"/>
-            </w:rPr>
-            <w:t>Dijagram toka: ocenjivanje episode</w:t>
+            <w:t>6.Dijagram toka: ocenjivanje episode</w:t>
           </w:r>
           <w:r>
             <w:rPr>
@@ -852,15 +835,7 @@
               <w:szCs w:val="44"/>
               <w:lang w:val="sr-Latn-RS"/>
             </w:rPr>
-            <w:t>7.</w:t>
-          </w:r>
-          <w:r>
-            <w:rPr>
-              <w:sz w:val="44"/>
-              <w:szCs w:val="44"/>
-              <w:lang w:val="sr-Latn-RS"/>
-            </w:rPr>
-            <w:t>Registracija servisa i DI kontejner</w:t>
+            <w:t>7.Registracija servisa i DI kontejner</w:t>
           </w:r>
           <w:r>
             <w:rPr>
@@ -905,15 +880,7 @@
               <w:szCs w:val="44"/>
               <w:lang w:val="sr-Latn-RS"/>
             </w:rPr>
-            <w:t>8</w:t>
-          </w:r>
-          <w:r>
-            <w:rPr>
-              <w:sz w:val="44"/>
-              <w:szCs w:val="44"/>
-              <w:lang w:val="sr-Latn-RS"/>
-            </w:rPr>
-            <w:t>.</w:t>
+            <w:t>8.</w:t>
           </w:r>
           <w:hyperlink w:anchor="_Toc183611512" w:history="1">
             <w:r>
@@ -950,14 +917,7 @@
                 <w:sz w:val="44"/>
                 <w:szCs w:val="44"/>
               </w:rPr>
-              <w:t>9</w:t>
-            </w:r>
-            <w:r>
-              <w:rPr>
-                <w:sz w:val="44"/>
-                <w:szCs w:val="44"/>
-              </w:rPr>
-              <w:t>.</w:t>
+              <w:t>9.</w:t>
             </w:r>
             <w:r>
               <w:rPr>
@@ -1268,7 +1228,7 @@
       </w:r>
       <w:proofErr w:type="spellEnd"/>
       <w:r>
-        <w:t xml:space="preserve"> — </w:t>
+        <w:t xml:space="preserve"> </w:t>
       </w:r>
       <w:proofErr w:type="spellStart"/>
       <w:r>
@@ -1308,7 +1268,7 @@
       </w:r>
       <w:proofErr w:type="spellEnd"/>
       <w:r>
-        <w:t xml:space="preserve"> — </w:t>
+        <w:t xml:space="preserve"> </w:t>
       </w:r>
       <w:proofErr w:type="spellStart"/>
       <w:r>
@@ -2054,7 +2014,7 @@
                 <w:sz w:val="20"/>
                 <w:szCs w:val="20"/>
               </w:rPr>
-              <w:t xml:space="preserve"> — </w:t>
+              <w:t xml:space="preserve">  </w:t>
             </w:r>
             <w:proofErr w:type="spellStart"/>
             <w:r>
@@ -2243,7 +2203,7 @@
                 <w:sz w:val="20"/>
                 <w:szCs w:val="20"/>
               </w:rPr>
-              <w:t xml:space="preserve"> Razor Views — </w:t>
+              <w:t xml:space="preserve"> Razor Views  </w:t>
             </w:r>
             <w:proofErr w:type="spellStart"/>
             <w:r>
@@ -2830,7 +2790,7 @@
       </w:r>
       <w:proofErr w:type="spellEnd"/>
       <w:r>
-        <w:t xml:space="preserve"> — </w:t>
+        <w:t xml:space="preserve">  </w:t>
       </w:r>
       <w:proofErr w:type="spellStart"/>
       <w:r>
@@ -3110,15 +3070,7 @@
       </w:r>
       <w:proofErr w:type="spellEnd"/>
       <w:r>
-        <w:t xml:space="preserve">, </w:t>
-      </w:r>
-      <w:proofErr w:type="gramStart"/>
-      <w:r>
-        <w:t>a</w:t>
-      </w:r>
-      <w:proofErr w:type="gramEnd"/>
-      <w:r>
-        <w:t xml:space="preserve"> </w:t>
+        <w:t xml:space="preserve">, a </w:t>
       </w:r>
       <w:proofErr w:type="spellStart"/>
       <w:r>
@@ -3444,7 +3396,6 @@
         <w:t xml:space="preserve"> </w:t>
       </w:r>
       <w:proofErr w:type="spellStart"/>
-      <w:proofErr w:type="gramStart"/>
       <w:r>
         <w:t>preusmeravanjem</w:t>
       </w:r>
@@ -3457,7 +3408,6 @@
         <w:t>na</w:t>
       </w:r>
       <w:proofErr w:type="spellEnd"/>
-      <w:proofErr w:type="gramEnd"/>
       <w:r>
         <w:t xml:space="preserve"> </w:t>
       </w:r>
@@ -3512,7 +3462,7 @@
       </w:r>
       <w:proofErr w:type="spellEnd"/>
       <w:r>
-        <w:t xml:space="preserve"> — </w:t>
+        <w:t xml:space="preserve">  </w:t>
       </w:r>
       <w:proofErr w:type="spellStart"/>
       <w:r>
@@ -3911,7 +3861,7 @@
       </w:r>
       <w:proofErr w:type="spellEnd"/>
       <w:r>
-        <w:t xml:space="preserve"> — ne </w:t>
+        <w:t xml:space="preserve"> ne </w:t>
       </w:r>
       <w:proofErr w:type="spellStart"/>
       <w:r>
@@ -4388,7 +4338,7 @@
       </w:r>
       <w:proofErr w:type="spellEnd"/>
       <w:r>
-        <w:t xml:space="preserve"> — bez </w:t>
+        <w:t xml:space="preserve"> bez </w:t>
       </w:r>
       <w:proofErr w:type="spellStart"/>
       <w:r>
@@ -4672,12 +4622,10 @@
         <w:t xml:space="preserve"> </w:t>
       </w:r>
       <w:proofErr w:type="spellStart"/>
-      <w:proofErr w:type="gramStart"/>
       <w:r>
         <w:t>appsettings.json</w:t>
       </w:r>
       <w:proofErr w:type="spellEnd"/>
-      <w:proofErr w:type="gramEnd"/>
       <w:r>
         <w:t xml:space="preserve">. </w:t>
       </w:r>
@@ -6635,7 +6583,6 @@
           </w:tcPr>
           <w:p>
             <w:proofErr w:type="spellStart"/>
-            <w:proofErr w:type="gramStart"/>
             <w:r>
               <w:rPr>
                 <w:sz w:val="20"/>
@@ -6644,7 +6591,6 @@
               <w:t>appsettings.json</w:t>
             </w:r>
             <w:proofErr w:type="spellEnd"/>
-            <w:proofErr w:type="gramEnd"/>
           </w:p>
         </w:tc>
         <w:tc>
@@ -6727,7 +6673,6 @@
           <w:szCs w:val="44"/>
         </w:rPr>
       </w:pPr>
-      <w:proofErr w:type="gramStart"/>
       <w:r>
         <w:rPr>
           <w:sz w:val="44"/>
@@ -6735,7 +6680,6 @@
         </w:rPr>
         <w:t>5.1  PP</w:t>
       </w:r>
-      <w:proofErr w:type="gramEnd"/>
       <w:r>
         <w:rPr>
           <w:sz w:val="44"/>
@@ -7085,19 +7029,9 @@
           <w:sz w:val="18"/>
           <w:szCs w:val="18"/>
         </w:rPr>
-        <w:t>[</w:t>
-      </w:r>
-      <w:proofErr w:type="gramStart"/>
-      <w:r>
-        <w:rPr>
-          <w:rFonts w:ascii="Courier New" w:eastAsia="Courier New" w:hAnsi="Courier New" w:cs="Courier New"/>
-          <w:sz w:val="18"/>
-          <w:szCs w:val="18"/>
-        </w:rPr>
-        <w:t>Required(</w:t>
-      </w:r>
-      <w:proofErr w:type="spellStart"/>
-      <w:proofErr w:type="gramEnd"/>
+        <w:t>[Required(</w:t>
+      </w:r>
+      <w:proofErr w:type="spellStart"/>
       <w:r>
         <w:rPr>
           <w:rFonts w:ascii="Courier New" w:eastAsia="Courier New" w:hAnsi="Courier New" w:cs="Courier New"/>
@@ -7164,25 +7098,7 @@
           <w:sz w:val="18"/>
           <w:szCs w:val="18"/>
         </w:rPr>
-        <w:t>[</w:t>
-      </w:r>
-      <w:proofErr w:type="gramStart"/>
-      <w:r>
-        <w:rPr>
-          <w:rFonts w:ascii="Courier New" w:eastAsia="Courier New" w:hAnsi="Courier New" w:cs="Courier New"/>
-          <w:sz w:val="18"/>
-          <w:szCs w:val="18"/>
-        </w:rPr>
-        <w:t>Range(</w:t>
-      </w:r>
-      <w:proofErr w:type="gramEnd"/>
-      <w:r>
-        <w:rPr>
-          <w:rFonts w:ascii="Courier New" w:eastAsia="Courier New" w:hAnsi="Courier New" w:cs="Courier New"/>
-          <w:sz w:val="18"/>
-          <w:szCs w:val="18"/>
-        </w:rPr>
-        <w:t xml:space="preserve">1, 5, </w:t>
+        <w:t xml:space="preserve">[Range(1, 5, </w:t>
       </w:r>
       <w:proofErr w:type="spellStart"/>
       <w:r>
@@ -7287,25 +7203,7 @@
           <w:sz w:val="18"/>
           <w:szCs w:val="18"/>
         </w:rPr>
-        <w:t>[</w:t>
-      </w:r>
-      <w:proofErr w:type="gramStart"/>
-      <w:r>
-        <w:rPr>
-          <w:rFonts w:ascii="Courier New" w:eastAsia="Courier New" w:hAnsi="Courier New" w:cs="Courier New"/>
-          <w:sz w:val="18"/>
-          <w:szCs w:val="18"/>
-        </w:rPr>
-        <w:t>Display(</w:t>
-      </w:r>
-      <w:proofErr w:type="gramEnd"/>
-      <w:r>
-        <w:rPr>
-          <w:rFonts w:ascii="Courier New" w:eastAsia="Courier New" w:hAnsi="Courier New" w:cs="Courier New"/>
-          <w:sz w:val="18"/>
-          <w:szCs w:val="18"/>
-        </w:rPr>
-        <w:t>Name = "</w:t>
+        <w:t>[Display(Name = "</w:t>
       </w:r>
       <w:proofErr w:type="spellStart"/>
       <w:r>
@@ -7356,36 +7254,8 @@
           <w:sz w:val="18"/>
           <w:szCs w:val="18"/>
         </w:rPr>
-        <w:t xml:space="preserve"> </w:t>
-      </w:r>
-      <w:proofErr w:type="gramStart"/>
-      <w:r>
-        <w:rPr>
-          <w:rFonts w:ascii="Courier New" w:eastAsia="Courier New" w:hAnsi="Courier New" w:cs="Courier New"/>
-          <w:sz w:val="18"/>
-          <w:szCs w:val="18"/>
-        </w:rPr>
-        <w:t>{ get</w:t>
-      </w:r>
-      <w:proofErr w:type="gramEnd"/>
-      <w:r>
-        <w:rPr>
-          <w:rFonts w:ascii="Courier New" w:eastAsia="Courier New" w:hAnsi="Courier New" w:cs="Courier New"/>
-          <w:sz w:val="18"/>
-          <w:szCs w:val="18"/>
-        </w:rPr>
-        <w:t>; set</w:t>
-      </w:r>
-      <w:proofErr w:type="gramStart"/>
-      <w:r>
-        <w:rPr>
-          <w:rFonts w:ascii="Courier New" w:eastAsia="Courier New" w:hAnsi="Courier New" w:cs="Courier New"/>
-          <w:sz w:val="18"/>
-          <w:szCs w:val="18"/>
-        </w:rPr>
-        <w:t>; }</w:t>
-      </w:r>
-      <w:proofErr w:type="gramEnd"/>
+        <w:t xml:space="preserve"> { get; set; }</w:t>
+      </w:r>
     </w:p>
     <w:p>
       <w:pPr>
@@ -7441,7 +7311,7 @@
       </w:r>
       <w:proofErr w:type="spellEnd"/>
       <w:r>
-        <w:t xml:space="preserve"> — </w:t>
+        <w:t xml:space="preserve"> </w:t>
       </w:r>
       <w:proofErr w:type="spellStart"/>
       <w:r>
@@ -7562,23 +7432,13 @@
         <w:spacing w:after="40"/>
         <w:ind w:left="720"/>
       </w:pPr>
-      <w:proofErr w:type="gramStart"/>
-      <w:r>
-        <w:rPr>
-          <w:rFonts w:ascii="Courier New" w:eastAsia="Courier New" w:hAnsi="Courier New" w:cs="Courier New"/>
-          <w:sz w:val="18"/>
-          <w:szCs w:val="18"/>
-        </w:rPr>
-        <w:t>&lt;!--</w:t>
-      </w:r>
-      <w:proofErr w:type="gramEnd"/>
-      <w:r>
-        <w:rPr>
-          <w:rFonts w:ascii="Courier New" w:eastAsia="Courier New" w:hAnsi="Courier New" w:cs="Courier New"/>
-          <w:sz w:val="18"/>
-          <w:szCs w:val="18"/>
-        </w:rPr>
-        <w:t xml:space="preserve"> </w:t>
+      <w:r>
+        <w:rPr>
+          <w:rFonts w:ascii="Courier New" w:eastAsia="Courier New" w:hAnsi="Courier New" w:cs="Courier New"/>
+          <w:sz w:val="18"/>
+          <w:szCs w:val="18"/>
+        </w:rPr>
+        <w:t xml:space="preserve">&lt;!-- </w:t>
       </w:r>
       <w:proofErr w:type="spellStart"/>
       <w:r>
@@ -7871,7 +7731,6 @@
           <w:szCs w:val="44"/>
         </w:rPr>
       </w:pPr>
-      <w:proofErr w:type="gramStart"/>
       <w:r>
         <w:rPr>
           <w:sz w:val="44"/>
@@ -7879,7 +7738,6 @@
         </w:rPr>
         <w:t>5.2  PP</w:t>
       </w:r>
-      <w:proofErr w:type="gramEnd"/>
       <w:r>
         <w:rPr>
           <w:sz w:val="44"/>
@@ -7887,7 +7745,6 @@
         </w:rPr>
         <w:t xml:space="preserve"> </w:t>
       </w:r>
-      <w:proofErr w:type="gramStart"/>
       <w:r>
         <w:rPr>
           <w:sz w:val="44"/>
@@ -7911,7 +7768,6 @@
         <w:t>Jedno</w:t>
       </w:r>
       <w:proofErr w:type="spellEnd"/>
-      <w:proofErr w:type="gramEnd"/>
       <w:r>
         <w:rPr>
           <w:sz w:val="44"/>
@@ -8172,7 +8028,6 @@
         <w:t xml:space="preserve">public async Task&lt;bool&gt; </w:t>
       </w:r>
       <w:proofErr w:type="spellStart"/>
-      <w:proofErr w:type="gramStart"/>
       <w:r>
         <w:rPr>
           <w:rFonts w:ascii="Courier New" w:eastAsia="Courier New" w:hAnsi="Courier New" w:cs="Courier New"/>
@@ -8191,7 +8046,6 @@
         <w:t>(</w:t>
       </w:r>
       <w:proofErr w:type="spellStart"/>
-      <w:proofErr w:type="gramEnd"/>
       <w:r>
         <w:rPr>
           <w:rFonts w:ascii="Courier New" w:eastAsia="Courier New" w:hAnsi="Courier New" w:cs="Courier New"/>
@@ -8294,7 +8148,6 @@
         <w:t xml:space="preserve"> = await _</w:t>
       </w:r>
       <w:proofErr w:type="spellStart"/>
-      <w:proofErr w:type="gramStart"/>
       <w:r>
         <w:rPr>
           <w:rFonts w:ascii="Courier New" w:eastAsia="Courier New" w:hAnsi="Courier New" w:cs="Courier New"/>
@@ -8304,7 +8157,6 @@
         <w:t>baza.Ocene</w:t>
       </w:r>
       <w:proofErr w:type="spellEnd"/>
-      <w:proofErr w:type="gramEnd"/>
     </w:p>
     <w:p>
       <w:pPr>
@@ -8318,16 +8170,7 @@
           <w:sz w:val="18"/>
           <w:szCs w:val="18"/>
         </w:rPr>
-        <w:t xml:space="preserve">        </w:t>
-      </w:r>
-      <w:proofErr w:type="gramStart"/>
-      <w:r>
-        <w:rPr>
-          <w:rFonts w:ascii="Courier New" w:eastAsia="Courier New" w:hAnsi="Courier New" w:cs="Courier New"/>
-          <w:sz w:val="18"/>
-          <w:szCs w:val="18"/>
-        </w:rPr>
-        <w:t>.</w:t>
+        <w:t xml:space="preserve">        .</w:t>
       </w:r>
       <w:proofErr w:type="spellStart"/>
       <w:r>
@@ -8339,7 +8182,6 @@
         <w:t>FirstOrDefaultAsync</w:t>
       </w:r>
       <w:proofErr w:type="spellEnd"/>
-      <w:proofErr w:type="gramEnd"/>
       <w:r>
         <w:rPr>
           <w:rFonts w:ascii="Courier New" w:eastAsia="Courier New" w:hAnsi="Courier New" w:cs="Courier New"/>
@@ -8364,7 +8206,6 @@
         <w:t xml:space="preserve">            </w:t>
       </w:r>
       <w:proofErr w:type="spellStart"/>
-      <w:proofErr w:type="gramStart"/>
       <w:r>
         <w:rPr>
           <w:rFonts w:ascii="Courier New" w:eastAsia="Courier New" w:hAnsi="Courier New" w:cs="Courier New"/>
@@ -8374,7 +8215,6 @@
         <w:t>o.EpizodaId</w:t>
       </w:r>
       <w:proofErr w:type="spellEnd"/>
-      <w:proofErr w:type="gramEnd"/>
       <w:r>
         <w:rPr>
           <w:rFonts w:ascii="Courier New" w:eastAsia="Courier New" w:hAnsi="Courier New" w:cs="Courier New"/>
@@ -8384,7 +8224,6 @@
         <w:t xml:space="preserve"> == </w:t>
       </w:r>
       <w:proofErr w:type="spellStart"/>
-      <w:proofErr w:type="gramStart"/>
       <w:r>
         <w:rPr>
           <w:rFonts w:ascii="Courier New" w:eastAsia="Courier New" w:hAnsi="Courier New" w:cs="Courier New"/>
@@ -8394,7 +8233,6 @@
         <w:t>dto.EpizodaId</w:t>
       </w:r>
       <w:proofErr w:type="spellEnd"/>
-      <w:proofErr w:type="gramEnd"/>
       <w:r>
         <w:rPr>
           <w:rFonts w:ascii="Courier New" w:eastAsia="Courier New" w:hAnsi="Courier New" w:cs="Courier New"/>
@@ -8419,7 +8257,6 @@
         <w:t xml:space="preserve">            </w:t>
       </w:r>
       <w:proofErr w:type="spellStart"/>
-      <w:proofErr w:type="gramStart"/>
       <w:r>
         <w:rPr>
           <w:rFonts w:ascii="Courier New" w:eastAsia="Courier New" w:hAnsi="Courier New" w:cs="Courier New"/>
@@ -8429,7 +8266,6 @@
         <w:t>o.KorisnikId</w:t>
       </w:r>
       <w:proofErr w:type="spellEnd"/>
-      <w:proofErr w:type="gramEnd"/>
       <w:r>
         <w:rPr>
           <w:rFonts w:ascii="Courier New" w:eastAsia="Courier New" w:hAnsi="Courier New" w:cs="Courier New"/>
@@ -8448,7 +8284,6 @@
         <w:t>korisnikId</w:t>
       </w:r>
       <w:proofErr w:type="spellEnd"/>
-      <w:proofErr w:type="gramStart"/>
       <w:r>
         <w:rPr>
           <w:rFonts w:ascii="Courier New" w:eastAsia="Courier New" w:hAnsi="Courier New" w:cs="Courier New"/>
@@ -8457,7 +8292,6 @@
         </w:rPr>
         <w:t>);</w:t>
       </w:r>
-      <w:proofErr w:type="gramEnd"/>
     </w:p>
     <w:p>
       <w:pPr>
@@ -8481,7 +8315,6 @@
         <w:t xml:space="preserve">    if (</w:t>
       </w:r>
       <w:proofErr w:type="spellStart"/>
-      <w:proofErr w:type="gramStart"/>
       <w:r>
         <w:rPr>
           <w:rFonts w:ascii="Courier New" w:eastAsia="Courier New" w:hAnsi="Courier New" w:cs="Courier New"/>
@@ -8497,34 +8330,7 @@
           <w:sz w:val="18"/>
           <w:szCs w:val="18"/>
         </w:rPr>
-        <w:t xml:space="preserve"> !</w:t>
-      </w:r>
-      <w:proofErr w:type="gramEnd"/>
-      <w:r>
-        <w:rPr>
-          <w:rFonts w:ascii="Courier New" w:eastAsia="Courier New" w:hAnsi="Courier New" w:cs="Courier New"/>
-          <w:sz w:val="18"/>
-          <w:szCs w:val="18"/>
-        </w:rPr>
-        <w:t xml:space="preserve">= </w:t>
-      </w:r>
-      <w:proofErr w:type="gramStart"/>
-      <w:r>
-        <w:rPr>
-          <w:rFonts w:ascii="Courier New" w:eastAsia="Courier New" w:hAnsi="Courier New" w:cs="Courier New"/>
-          <w:sz w:val="18"/>
-          <w:szCs w:val="18"/>
-        </w:rPr>
-        <w:t xml:space="preserve">null)   </w:t>
-      </w:r>
-      <w:proofErr w:type="gramEnd"/>
-      <w:r>
-        <w:rPr>
-          <w:rFonts w:ascii="Courier New" w:eastAsia="Courier New" w:hAnsi="Courier New" w:cs="Courier New"/>
-          <w:sz w:val="18"/>
-          <w:szCs w:val="18"/>
-        </w:rPr>
-        <w:t xml:space="preserve">// </w:t>
+        <w:t xml:space="preserve"> != null)   // </w:t>
       </w:r>
       <w:proofErr w:type="spellStart"/>
       <w:r>
@@ -8611,7 +8417,6 @@
         <w:t xml:space="preserve">        </w:t>
       </w:r>
       <w:proofErr w:type="spellStart"/>
-      <w:proofErr w:type="gramStart"/>
       <w:r>
         <w:rPr>
           <w:rFonts w:ascii="Courier New" w:eastAsia="Courier New" w:hAnsi="Courier New" w:cs="Courier New"/>
@@ -8621,7 +8426,6 @@
         <w:t>postojeca.Vrednost</w:t>
       </w:r>
       <w:proofErr w:type="spellEnd"/>
-      <w:proofErr w:type="gramEnd"/>
       <w:r>
         <w:rPr>
           <w:rFonts w:ascii="Courier New" w:eastAsia="Courier New" w:hAnsi="Courier New" w:cs="Courier New"/>
@@ -8631,7 +8435,6 @@
         <w:t xml:space="preserve">  = </w:t>
       </w:r>
       <w:proofErr w:type="spellStart"/>
-      <w:proofErr w:type="gramStart"/>
       <w:r>
         <w:rPr>
           <w:rFonts w:ascii="Courier New" w:eastAsia="Courier New" w:hAnsi="Courier New" w:cs="Courier New"/>
@@ -8641,7 +8444,6 @@
         <w:t>dto.Vrednost</w:t>
       </w:r>
       <w:proofErr w:type="spellEnd"/>
-      <w:proofErr w:type="gramEnd"/>
       <w:r>
         <w:rPr>
           <w:rFonts w:ascii="Courier New" w:eastAsia="Courier New" w:hAnsi="Courier New" w:cs="Courier New"/>
@@ -8666,7 +8468,6 @@
         <w:t xml:space="preserve">        </w:t>
       </w:r>
       <w:proofErr w:type="spellStart"/>
-      <w:proofErr w:type="gramStart"/>
       <w:r>
         <w:rPr>
           <w:rFonts w:ascii="Courier New" w:eastAsia="Courier New" w:hAnsi="Courier New" w:cs="Courier New"/>
@@ -8676,7 +8477,6 @@
         <w:t>postojeca.Komentar</w:t>
       </w:r>
       <w:proofErr w:type="spellEnd"/>
-      <w:proofErr w:type="gramEnd"/>
       <w:r>
         <w:rPr>
           <w:rFonts w:ascii="Courier New" w:eastAsia="Courier New" w:hAnsi="Courier New" w:cs="Courier New"/>
@@ -8686,7 +8486,6 @@
         <w:t xml:space="preserve">  = </w:t>
       </w:r>
       <w:proofErr w:type="spellStart"/>
-      <w:proofErr w:type="gramStart"/>
       <w:r>
         <w:rPr>
           <w:rFonts w:ascii="Courier New" w:eastAsia="Courier New" w:hAnsi="Courier New" w:cs="Courier New"/>
@@ -8696,7 +8495,6 @@
         <w:t>dto.Komentar</w:t>
       </w:r>
       <w:proofErr w:type="spellEnd"/>
-      <w:proofErr w:type="gramEnd"/>
       <w:r>
         <w:rPr>
           <w:rFonts w:ascii="Courier New" w:eastAsia="Courier New" w:hAnsi="Courier New" w:cs="Courier New"/>
@@ -8721,7 +8519,6 @@
         <w:t xml:space="preserve">        </w:t>
       </w:r>
       <w:proofErr w:type="spellStart"/>
-      <w:proofErr w:type="gramStart"/>
       <w:r>
         <w:rPr>
           <w:rFonts w:ascii="Courier New" w:eastAsia="Courier New" w:hAnsi="Courier New" w:cs="Courier New"/>
@@ -8731,43 +8528,14 @@
         <w:t>postojeca.OcenjeneNa</w:t>
       </w:r>
       <w:proofErr w:type="spellEnd"/>
-      <w:proofErr w:type="gramEnd"/>
-      <w:r>
-        <w:rPr>
-          <w:rFonts w:ascii="Courier New" w:eastAsia="Courier New" w:hAnsi="Courier New" w:cs="Courier New"/>
-          <w:sz w:val="18"/>
-          <w:szCs w:val="18"/>
-        </w:rPr>
-        <w:t xml:space="preserve"> = </w:t>
-      </w:r>
-      <w:proofErr w:type="spellStart"/>
-      <w:r>
-        <w:rPr>
-          <w:rFonts w:ascii="Courier New" w:eastAsia="Courier New" w:hAnsi="Courier New" w:cs="Courier New"/>
-          <w:sz w:val="18"/>
-          <w:szCs w:val="18"/>
-        </w:rPr>
-        <w:t>DateTime.</w:t>
-      </w:r>
-      <w:proofErr w:type="gramStart"/>
-      <w:r>
-        <w:rPr>
-          <w:rFonts w:ascii="Courier New" w:eastAsia="Courier New" w:hAnsi="Courier New" w:cs="Courier New"/>
-          <w:sz w:val="18"/>
-          <w:szCs w:val="18"/>
-        </w:rPr>
-        <w:t>Now</w:t>
-      </w:r>
-      <w:proofErr w:type="spellEnd"/>
-      <w:r>
-        <w:rPr>
-          <w:rFonts w:ascii="Courier New" w:eastAsia="Courier New" w:hAnsi="Courier New" w:cs="Courier New"/>
-          <w:sz w:val="18"/>
-          <w:szCs w:val="18"/>
-        </w:rPr>
-        <w:t>;</w:t>
-      </w:r>
-      <w:proofErr w:type="gramEnd"/>
+      <w:r>
+        <w:rPr>
+          <w:rFonts w:ascii="Courier New" w:eastAsia="Courier New" w:hAnsi="Courier New" w:cs="Courier New"/>
+          <w:sz w:val="18"/>
+          <w:szCs w:val="18"/>
+        </w:rPr>
+        <w:t xml:space="preserve"> = DateTime.Now;</w:t>
+      </w:r>
     </w:p>
     <w:p>
       <w:pPr>
@@ -8893,7 +8661,6 @@
         <w:t xml:space="preserve">        _</w:t>
       </w:r>
       <w:proofErr w:type="spellStart"/>
-      <w:proofErr w:type="gramStart"/>
       <w:r>
         <w:rPr>
           <w:rFonts w:ascii="Courier New" w:eastAsia="Courier New" w:hAnsi="Courier New" w:cs="Courier New"/>
@@ -8903,7 +8670,6 @@
         <w:t>baza.Ocene.Add</w:t>
       </w:r>
       <w:proofErr w:type="spellEnd"/>
-      <w:proofErr w:type="gramEnd"/>
       <w:r>
         <w:rPr>
           <w:rFonts w:ascii="Courier New" w:eastAsia="Courier New" w:hAnsi="Courier New" w:cs="Courier New"/>
@@ -8946,7 +8712,6 @@
         <w:t xml:space="preserve">            </w:t>
       </w:r>
       <w:proofErr w:type="spellStart"/>
-      <w:proofErr w:type="gramStart"/>
       <w:r>
         <w:rPr>
           <w:rFonts w:ascii="Courier New" w:eastAsia="Courier New" w:hAnsi="Courier New" w:cs="Courier New"/>
@@ -8962,19 +8727,9 @@
           <w:sz w:val="18"/>
           <w:szCs w:val="18"/>
         </w:rPr>
-        <w:t xml:space="preserve">  =</w:t>
-      </w:r>
-      <w:proofErr w:type="gramEnd"/>
-      <w:r>
-        <w:rPr>
-          <w:rFonts w:ascii="Courier New" w:eastAsia="Courier New" w:hAnsi="Courier New" w:cs="Courier New"/>
-          <w:sz w:val="18"/>
-          <w:szCs w:val="18"/>
-        </w:rPr>
-        <w:t xml:space="preserve"> </w:t>
-      </w:r>
-      <w:proofErr w:type="spellStart"/>
-      <w:proofErr w:type="gramStart"/>
+        <w:t xml:space="preserve">  = </w:t>
+      </w:r>
+      <w:proofErr w:type="spellStart"/>
       <w:r>
         <w:rPr>
           <w:rFonts w:ascii="Courier New" w:eastAsia="Courier New" w:hAnsi="Courier New" w:cs="Courier New"/>
@@ -8984,7 +8739,6 @@
         <w:t>dto.EpizodaId</w:t>
       </w:r>
       <w:proofErr w:type="spellEnd"/>
-      <w:proofErr w:type="gramEnd"/>
       <w:r>
         <w:rPr>
           <w:rFonts w:ascii="Courier New" w:eastAsia="Courier New" w:hAnsi="Courier New" w:cs="Courier New"/>
@@ -9217,7 +8971,7 @@
         <w:rPr>
           <w:lang w:val="de-DE"/>
         </w:rPr>
-        <w:t>Kontroler prosledi ID korisnika iz sesije — čime se osigurava da se glasa uvek u ime prijavljenog korisnika, ne u ime nekog drugog:</w:t>
+        <w:t>Kontroler prosledi ID korisnika iz sesije čime se osigurava da se glasa uvek u ime prijavljenog korisnika, ne u ime nekog drugog:</w:t>
       </w:r>
     </w:p>
     <w:p>
@@ -9235,7 +8989,6 @@
         <w:t xml:space="preserve">// </w:t>
       </w:r>
       <w:proofErr w:type="spellStart"/>
-      <w:proofErr w:type="gramStart"/>
       <w:r>
         <w:rPr>
           <w:rFonts w:ascii="Courier New" w:eastAsia="Courier New" w:hAnsi="Courier New" w:cs="Courier New"/>
@@ -9290,7 +9043,6 @@
         <w:t xml:space="preserve">  [</w:t>
       </w:r>
       <w:proofErr w:type="spellStart"/>
-      <w:proofErr w:type="gramEnd"/>
       <w:r>
         <w:rPr>
           <w:rFonts w:ascii="Courier New" w:eastAsia="Courier New" w:hAnsi="Courier New" w:cs="Courier New"/>
@@ -9342,7 +9094,6 @@
         <w:t xml:space="preserve"> = </w:t>
       </w:r>
       <w:proofErr w:type="spellStart"/>
-      <w:proofErr w:type="gramStart"/>
       <w:r>
         <w:rPr>
           <w:rFonts w:ascii="Courier New" w:eastAsia="Courier New" w:hAnsi="Courier New" w:cs="Courier New"/>
@@ -9352,7 +9103,6 @@
         <w:t>int.Parse</w:t>
       </w:r>
       <w:proofErr w:type="spellEnd"/>
-      <w:proofErr w:type="gramEnd"/>
       <w:r>
         <w:rPr>
           <w:rFonts w:ascii="Courier New" w:eastAsia="Courier New" w:hAnsi="Courier New" w:cs="Courier New"/>
@@ -9377,7 +9127,6 @@
         <w:t xml:space="preserve">    </w:t>
       </w:r>
       <w:proofErr w:type="spellStart"/>
-      <w:proofErr w:type="gramStart"/>
       <w:r>
         <w:rPr>
           <w:rFonts w:ascii="Courier New" w:eastAsia="Courier New" w:hAnsi="Courier New" w:cs="Courier New"/>
@@ -9387,7 +9136,6 @@
         <w:t>HttpContext.Session.GetString</w:t>
       </w:r>
       <w:proofErr w:type="spellEnd"/>
-      <w:proofErr w:type="gramEnd"/>
       <w:r>
         <w:rPr>
           <w:rFonts w:ascii="Courier New" w:eastAsia="Courier New" w:hAnsi="Courier New" w:cs="Courier New"/>
@@ -9412,18 +9160,8 @@
           <w:sz w:val="18"/>
           <w:szCs w:val="18"/>
         </w:rPr>
-        <w:t>")</w:t>
-      </w:r>
-      <w:proofErr w:type="gramStart"/>
-      <w:r>
-        <w:rPr>
-          <w:rFonts w:ascii="Courier New" w:eastAsia="Courier New" w:hAnsi="Courier New" w:cs="Courier New"/>
-          <w:sz w:val="18"/>
-          <w:szCs w:val="18"/>
-        </w:rPr>
-        <w:t>);</w:t>
-      </w:r>
-      <w:proofErr w:type="gramEnd"/>
+        <w:t>"));</w:t>
+      </w:r>
     </w:p>
     <w:p>
       <w:pPr>
@@ -9440,7 +9178,6 @@
         <w:t>await _</w:t>
       </w:r>
       <w:proofErr w:type="spellStart"/>
-      <w:proofErr w:type="gramStart"/>
       <w:r>
         <w:rPr>
           <w:rFonts w:ascii="Courier New" w:eastAsia="Courier New" w:hAnsi="Courier New" w:cs="Courier New"/>
@@ -9450,7 +9187,6 @@
         <w:t>servis.OceniAsync</w:t>
       </w:r>
       <w:proofErr w:type="spellEnd"/>
-      <w:proofErr w:type="gramEnd"/>
       <w:r>
         <w:rPr>
           <w:rFonts w:ascii="Courier New" w:eastAsia="Courier New" w:hAnsi="Courier New" w:cs="Courier New"/>
@@ -9487,7 +9223,6 @@
         <w:t>korisnikId</w:t>
       </w:r>
       <w:proofErr w:type="spellEnd"/>
-      <w:proofErr w:type="gramStart"/>
       <w:r>
         <w:rPr>
           <w:rFonts w:ascii="Courier New" w:eastAsia="Courier New" w:hAnsi="Courier New" w:cs="Courier New"/>
@@ -9496,7 +9231,6 @@
         </w:rPr>
         <w:t>);</w:t>
       </w:r>
-      <w:proofErr w:type="gramEnd"/>
     </w:p>
     <w:p>
       <w:pPr>
@@ -9506,7 +9240,6 @@
           <w:szCs w:val="44"/>
         </w:rPr>
       </w:pPr>
-      <w:proofErr w:type="gramStart"/>
       <w:r>
         <w:rPr>
           <w:sz w:val="44"/>
@@ -9514,7 +9247,6 @@
         </w:rPr>
         <w:t>5.3  PP</w:t>
       </w:r>
-      <w:proofErr w:type="gramEnd"/>
       <w:r>
         <w:rPr>
           <w:sz w:val="44"/>
@@ -9970,25 +9702,7 @@
           <w:sz w:val="18"/>
           <w:szCs w:val="18"/>
         </w:rPr>
-        <w:t xml:space="preserve">&gt; </w:t>
-      </w:r>
-      <w:proofErr w:type="gramStart"/>
-      <w:r>
-        <w:rPr>
-          <w:rFonts w:ascii="Courier New" w:eastAsia="Courier New" w:hAnsi="Courier New" w:cs="Courier New"/>
-          <w:sz w:val="18"/>
-          <w:szCs w:val="18"/>
-        </w:rPr>
-        <w:t>Index(</w:t>
-      </w:r>
-      <w:proofErr w:type="gramEnd"/>
-      <w:r>
-        <w:rPr>
-          <w:rFonts w:ascii="Courier New" w:eastAsia="Courier New" w:hAnsi="Courier New" w:cs="Courier New"/>
-          <w:sz w:val="18"/>
-          <w:szCs w:val="18"/>
-        </w:rPr>
-        <w:t>)</w:t>
+        <w:t>&gt; Index()</w:t>
       </w:r>
     </w:p>
     <w:p>
@@ -10021,7 +9735,6 @@
         <w:t xml:space="preserve">    if (</w:t>
       </w:r>
       <w:proofErr w:type="spellStart"/>
-      <w:proofErr w:type="gramStart"/>
       <w:r>
         <w:rPr>
           <w:rFonts w:ascii="Courier New" w:eastAsia="Courier New" w:hAnsi="Courier New" w:cs="Courier New"/>
@@ -10031,7 +9744,6 @@
         <w:t>HttpContext.Session.GetString</w:t>
       </w:r>
       <w:proofErr w:type="spellEnd"/>
-      <w:proofErr w:type="gramEnd"/>
       <w:r>
         <w:rPr>
           <w:rFonts w:ascii="Courier New" w:eastAsia="Courier New" w:hAnsi="Courier New" w:cs="Courier New"/>
@@ -10056,25 +9768,7 @@
           <w:sz w:val="18"/>
           <w:szCs w:val="18"/>
         </w:rPr>
-        <w:t>"</w:t>
-      </w:r>
-      <w:proofErr w:type="gramStart"/>
-      <w:r>
-        <w:rPr>
-          <w:rFonts w:ascii="Courier New" w:eastAsia="Courier New" w:hAnsi="Courier New" w:cs="Courier New"/>
-          <w:sz w:val="18"/>
-          <w:szCs w:val="18"/>
-        </w:rPr>
-        <w:t>) !</w:t>
-      </w:r>
-      <w:proofErr w:type="gramEnd"/>
-      <w:r>
-        <w:rPr>
-          <w:rFonts w:ascii="Courier New" w:eastAsia="Courier New" w:hAnsi="Courier New" w:cs="Courier New"/>
-          <w:sz w:val="18"/>
-          <w:szCs w:val="18"/>
-        </w:rPr>
-        <w:t>= "admin")</w:t>
+        <w:t>") != "admin")</w:t>
       </w:r>
     </w:p>
     <w:p>
@@ -10089,28 +9783,9 @@
           <w:sz w:val="18"/>
           <w:szCs w:val="18"/>
         </w:rPr>
-        <w:t xml:space="preserve">        </w:t>
-      </w:r>
-      <w:proofErr w:type="gramStart"/>
-      <w:r>
-        <w:rPr>
-          <w:rFonts w:ascii="Courier New" w:eastAsia="Courier New" w:hAnsi="Courier New" w:cs="Courier New"/>
-          <w:sz w:val="18"/>
-          <w:szCs w:val="18"/>
-        </w:rPr>
-        <w:t>return</w:t>
-      </w:r>
-      <w:proofErr w:type="gramEnd"/>
-      <w:r>
-        <w:rPr>
-          <w:rFonts w:ascii="Courier New" w:eastAsia="Courier New" w:hAnsi="Courier New" w:cs="Courier New"/>
-          <w:sz w:val="18"/>
-          <w:szCs w:val="18"/>
-        </w:rPr>
-        <w:t xml:space="preserve"> </w:t>
-      </w:r>
-      <w:proofErr w:type="spellStart"/>
-      <w:proofErr w:type="gramStart"/>
+        <w:t xml:space="preserve">        return </w:t>
+      </w:r>
+      <w:proofErr w:type="spellStart"/>
       <w:r>
         <w:rPr>
           <w:rFonts w:ascii="Courier New" w:eastAsia="Courier New" w:hAnsi="Courier New" w:cs="Courier New"/>
@@ -10126,16 +9801,7 @@
           <w:sz w:val="18"/>
           <w:szCs w:val="18"/>
         </w:rPr>
-        <w:t>(</w:t>
-      </w:r>
-      <w:proofErr w:type="gramEnd"/>
-      <w:r>
-        <w:rPr>
-          <w:rFonts w:ascii="Courier New" w:eastAsia="Courier New" w:hAnsi="Courier New" w:cs="Courier New"/>
-          <w:sz w:val="18"/>
-          <w:szCs w:val="18"/>
-        </w:rPr>
-        <w:t>"Login", "</w:t>
+        <w:t>("Login", "</w:t>
       </w:r>
       <w:proofErr w:type="spellStart"/>
       <w:r>
@@ -10153,18 +9819,8 @@
           <w:sz w:val="18"/>
           <w:szCs w:val="18"/>
         </w:rPr>
-        <w:t>"</w:t>
-      </w:r>
-      <w:proofErr w:type="gramStart"/>
-      <w:r>
-        <w:rPr>
-          <w:rFonts w:ascii="Courier New" w:eastAsia="Courier New" w:hAnsi="Courier New" w:cs="Courier New"/>
-          <w:sz w:val="18"/>
-          <w:szCs w:val="18"/>
-        </w:rPr>
-        <w:t>);</w:t>
-      </w:r>
-      <w:proofErr w:type="gramEnd"/>
+        <w:t>");</w:t>
+      </w:r>
     </w:p>
     <w:p>
       <w:pPr>
@@ -10266,25 +9922,7 @@
           <w:sz w:val="18"/>
           <w:szCs w:val="18"/>
         </w:rPr>
-        <w:t xml:space="preserve">&gt; </w:t>
-      </w:r>
-      <w:proofErr w:type="gramStart"/>
-      <w:r>
-        <w:rPr>
-          <w:rFonts w:ascii="Courier New" w:eastAsia="Courier New" w:hAnsi="Courier New" w:cs="Courier New"/>
-          <w:sz w:val="18"/>
-          <w:szCs w:val="18"/>
-        </w:rPr>
-        <w:t>Delete(</w:t>
-      </w:r>
-      <w:proofErr w:type="gramEnd"/>
-      <w:r>
-        <w:rPr>
-          <w:rFonts w:ascii="Courier New" w:eastAsia="Courier New" w:hAnsi="Courier New" w:cs="Courier New"/>
-          <w:sz w:val="18"/>
-          <w:szCs w:val="18"/>
-        </w:rPr>
-        <w:t>int id)</w:t>
+        <w:t>&gt; Delete(int id)</w:t>
       </w:r>
     </w:p>
     <w:p>
@@ -10317,7 +9955,6 @@
         <w:t xml:space="preserve">    if (</w:t>
       </w:r>
       <w:proofErr w:type="spellStart"/>
-      <w:proofErr w:type="gramStart"/>
       <w:r>
         <w:rPr>
           <w:rFonts w:ascii="Courier New" w:eastAsia="Courier New" w:hAnsi="Courier New" w:cs="Courier New"/>
@@ -10327,7 +9964,6 @@
         <w:t>HttpContext.Session.GetString</w:t>
       </w:r>
       <w:proofErr w:type="spellEnd"/>
-      <w:proofErr w:type="gramEnd"/>
       <w:r>
         <w:rPr>
           <w:rFonts w:ascii="Courier New" w:eastAsia="Courier New" w:hAnsi="Courier New" w:cs="Courier New"/>
@@ -10352,25 +9988,7 @@
           <w:sz w:val="18"/>
           <w:szCs w:val="18"/>
         </w:rPr>
-        <w:t>"</w:t>
-      </w:r>
-      <w:proofErr w:type="gramStart"/>
-      <w:r>
-        <w:rPr>
-          <w:rFonts w:ascii="Courier New" w:eastAsia="Courier New" w:hAnsi="Courier New" w:cs="Courier New"/>
-          <w:sz w:val="18"/>
-          <w:szCs w:val="18"/>
-        </w:rPr>
-        <w:t>) !</w:t>
-      </w:r>
-      <w:proofErr w:type="gramEnd"/>
-      <w:r>
-        <w:rPr>
-          <w:rFonts w:ascii="Courier New" w:eastAsia="Courier New" w:hAnsi="Courier New" w:cs="Courier New"/>
-          <w:sz w:val="18"/>
-          <w:szCs w:val="18"/>
-        </w:rPr>
-        <w:t>= "admin")</w:t>
+        <w:t>") != "admin")</w:t>
       </w:r>
     </w:p>
     <w:p>
@@ -10385,18 +10003,8 @@
           <w:sz w:val="18"/>
           <w:szCs w:val="18"/>
         </w:rPr>
-        <w:t xml:space="preserve">        return </w:t>
-      </w:r>
-      <w:proofErr w:type="gramStart"/>
-      <w:r>
-        <w:rPr>
-          <w:rFonts w:ascii="Courier New" w:eastAsia="Courier New" w:hAnsi="Courier New" w:cs="Courier New"/>
-          <w:sz w:val="18"/>
-          <w:szCs w:val="18"/>
-        </w:rPr>
-        <w:t>Forbid();</w:t>
-      </w:r>
-      <w:proofErr w:type="gramEnd"/>
+        <w:t xml:space="preserve">        return Forbid();</w:t>
+      </w:r>
     </w:p>
     <w:p>
       <w:pPr>
@@ -10487,15 +10095,7 @@
       </w:r>
       <w:proofErr w:type="spellEnd"/>
       <w:r>
-        <w:t xml:space="preserve">() </w:t>
-      </w:r>
-      <w:proofErr w:type="spellStart"/>
-      <w:r>
-        <w:t>i</w:t>
-      </w:r>
-      <w:proofErr w:type="spellEnd"/>
-      <w:r>
-        <w:t xml:space="preserve"> </w:t>
+        <w:t xml:space="preserve">() i </w:t>
       </w:r>
       <w:proofErr w:type="spellStart"/>
       <w:r>
@@ -10582,7 +10182,6 @@
         <w:ind w:left="720"/>
       </w:pPr>
       <w:proofErr w:type="spellStart"/>
-      <w:proofErr w:type="gramStart"/>
       <w:r>
         <w:rPr>
           <w:rFonts w:ascii="Courier New" w:eastAsia="Courier New" w:hAnsi="Courier New" w:cs="Courier New"/>
@@ -10592,7 +10191,6 @@
         <w:t>HttpContext.Session.SetString</w:t>
       </w:r>
       <w:proofErr w:type="spellEnd"/>
-      <w:proofErr w:type="gramEnd"/>
       <w:r>
         <w:rPr>
           <w:rFonts w:ascii="Courier New" w:eastAsia="Courier New" w:hAnsi="Courier New" w:cs="Courier New"/>
@@ -10650,7 +10248,6 @@
         <w:t xml:space="preserve">    _</w:t>
       </w:r>
       <w:proofErr w:type="spellStart"/>
-      <w:proofErr w:type="gramStart"/>
       <w:r>
         <w:rPr>
           <w:rFonts w:ascii="Courier New" w:eastAsia="Courier New" w:hAnsi="Courier New" w:cs="Courier New"/>
@@ -10660,7 +10257,6 @@
         <w:t>servis.JeAdmin</w:t>
       </w:r>
       <w:proofErr w:type="spellEnd"/>
-      <w:proofErr w:type="gramEnd"/>
       <w:r>
         <w:rPr>
           <w:rFonts w:ascii="Courier New" w:eastAsia="Courier New" w:hAnsi="Courier New" w:cs="Courier New"/>
@@ -10670,7 +10266,6 @@
         <w:t>(</w:t>
       </w:r>
       <w:proofErr w:type="spellStart"/>
-      <w:proofErr w:type="gramStart"/>
       <w:r>
         <w:rPr>
           <w:rFonts w:ascii="Courier New" w:eastAsia="Courier New" w:hAnsi="Courier New" w:cs="Courier New"/>
@@ -10686,34 +10281,7 @@
           <w:sz w:val="18"/>
           <w:szCs w:val="18"/>
         </w:rPr>
-        <w:t>) ?</w:t>
-      </w:r>
-      <w:proofErr w:type="gramEnd"/>
-      <w:r>
-        <w:rPr>
-          <w:rFonts w:ascii="Courier New" w:eastAsia="Courier New" w:hAnsi="Courier New" w:cs="Courier New"/>
-          <w:sz w:val="18"/>
-          <w:szCs w:val="18"/>
-        </w:rPr>
-        <w:t xml:space="preserve"> "admin</w:t>
-      </w:r>
-      <w:proofErr w:type="gramStart"/>
-      <w:r>
-        <w:rPr>
-          <w:rFonts w:ascii="Courier New" w:eastAsia="Courier New" w:hAnsi="Courier New" w:cs="Courier New"/>
-          <w:sz w:val="18"/>
-          <w:szCs w:val="18"/>
-        </w:rPr>
-        <w:t>" :</w:t>
-      </w:r>
-      <w:proofErr w:type="gramEnd"/>
-      <w:r>
-        <w:rPr>
-          <w:rFonts w:ascii="Courier New" w:eastAsia="Courier New" w:hAnsi="Courier New" w:cs="Courier New"/>
-          <w:sz w:val="18"/>
-          <w:szCs w:val="18"/>
-        </w:rPr>
-        <w:t xml:space="preserve"> "</w:t>
+        <w:t>) ? "admin" : "</w:t>
       </w:r>
       <w:proofErr w:type="spellStart"/>
       <w:r>
@@ -10731,18 +10299,8 @@
           <w:sz w:val="18"/>
           <w:szCs w:val="18"/>
         </w:rPr>
-        <w:t>"</w:t>
-      </w:r>
-      <w:proofErr w:type="gramStart"/>
-      <w:r>
-        <w:rPr>
-          <w:rFonts w:ascii="Courier New" w:eastAsia="Courier New" w:hAnsi="Courier New" w:cs="Courier New"/>
-          <w:sz w:val="18"/>
-          <w:szCs w:val="18"/>
-        </w:rPr>
-        <w:t>);</w:t>
-      </w:r>
-      <w:proofErr w:type="gramEnd"/>
+        <w:t>");</w:t>
+      </w:r>
     </w:p>
     <w:p>
       <w:pPr>
@@ -10824,28 +10382,9 @@
           <w:sz w:val="18"/>
           <w:szCs w:val="18"/>
         </w:rPr>
-        <w:t xml:space="preserve">public </w:t>
-      </w:r>
-      <w:proofErr w:type="gramStart"/>
-      <w:r>
-        <w:rPr>
-          <w:rFonts w:ascii="Courier New" w:eastAsia="Courier New" w:hAnsi="Courier New" w:cs="Courier New"/>
-          <w:sz w:val="18"/>
-          <w:szCs w:val="18"/>
-        </w:rPr>
-        <w:t>bool</w:t>
-      </w:r>
-      <w:proofErr w:type="gramEnd"/>
-      <w:r>
-        <w:rPr>
-          <w:rFonts w:ascii="Courier New" w:eastAsia="Courier New" w:hAnsi="Courier New" w:cs="Courier New"/>
-          <w:sz w:val="18"/>
-          <w:szCs w:val="18"/>
-        </w:rPr>
-        <w:t xml:space="preserve"> </w:t>
-      </w:r>
-      <w:proofErr w:type="spellStart"/>
-      <w:proofErr w:type="gramStart"/>
+        <w:t xml:space="preserve">public bool </w:t>
+      </w:r>
+      <w:proofErr w:type="spellStart"/>
       <w:r>
         <w:rPr>
           <w:rFonts w:ascii="Courier New" w:eastAsia="Courier New" w:hAnsi="Courier New" w:cs="Courier New"/>
@@ -10861,16 +10400,7 @@
           <w:sz w:val="18"/>
           <w:szCs w:val="18"/>
         </w:rPr>
-        <w:t>(</w:t>
-      </w:r>
-      <w:proofErr w:type="gramEnd"/>
-      <w:r>
-        <w:rPr>
-          <w:rFonts w:ascii="Courier New" w:eastAsia="Courier New" w:hAnsi="Courier New" w:cs="Courier New"/>
-          <w:sz w:val="18"/>
-          <w:szCs w:val="18"/>
-        </w:rPr>
-        <w:t xml:space="preserve">string </w:t>
+        <w:t xml:space="preserve">(string </w:t>
       </w:r>
       <w:proofErr w:type="spellStart"/>
       <w:r>
@@ -10906,7 +10436,6 @@
         <w:t xml:space="preserve">    =&gt; _</w:t>
       </w:r>
       <w:proofErr w:type="spellStart"/>
-      <w:proofErr w:type="gramStart"/>
       <w:r>
         <w:rPr>
           <w:rFonts w:ascii="Courier New" w:eastAsia="Courier New" w:hAnsi="Courier New" w:cs="Courier New"/>
@@ -10916,7 +10445,6 @@
         <w:t>baza.Korisnici.Any</w:t>
       </w:r>
       <w:proofErr w:type="spellEnd"/>
-      <w:proofErr w:type="gramEnd"/>
       <w:r>
         <w:rPr>
           <w:rFonts w:ascii="Courier New" w:eastAsia="Courier New" w:hAnsi="Courier New" w:cs="Courier New"/>
@@ -10941,7 +10469,6 @@
         <w:t xml:space="preserve">           </w:t>
       </w:r>
       <w:proofErr w:type="spellStart"/>
-      <w:proofErr w:type="gramStart"/>
       <w:r>
         <w:rPr>
           <w:rFonts w:ascii="Courier New" w:eastAsia="Courier New" w:hAnsi="Courier New" w:cs="Courier New"/>
@@ -10951,7 +10478,6 @@
         <w:t>k.KorisnickoIme</w:t>
       </w:r>
       <w:proofErr w:type="spellEnd"/>
-      <w:proofErr w:type="gramEnd"/>
       <w:r>
         <w:rPr>
           <w:rFonts w:ascii="Courier New" w:eastAsia="Courier New" w:hAnsi="Courier New" w:cs="Courier New"/>
@@ -10994,7 +10520,6 @@
         <w:t xml:space="preserve">           </w:t>
       </w:r>
       <w:proofErr w:type="spellStart"/>
-      <w:proofErr w:type="gramStart"/>
       <w:r>
         <w:rPr>
           <w:rFonts w:ascii="Courier New" w:eastAsia="Courier New" w:hAnsi="Courier New" w:cs="Courier New"/>
@@ -11004,25 +10529,14 @@
         <w:t>k.Uloga</w:t>
       </w:r>
       <w:proofErr w:type="spellEnd"/>
-      <w:proofErr w:type="gramEnd"/>
-      <w:r>
-        <w:rPr>
-          <w:rFonts w:ascii="Courier New" w:eastAsia="Courier New" w:hAnsi="Courier New" w:cs="Courier New"/>
-          <w:sz w:val="18"/>
-          <w:szCs w:val="18"/>
-        </w:rPr>
-        <w:t xml:space="preserve"> == "admin"</w:t>
-      </w:r>
-      <w:proofErr w:type="gramStart"/>
-      <w:r>
-        <w:rPr>
-          <w:rFonts w:ascii="Courier New" w:eastAsia="Courier New" w:hAnsi="Courier New" w:cs="Courier New"/>
-          <w:sz w:val="18"/>
-          <w:szCs w:val="18"/>
-        </w:rPr>
-        <w:t>);</w:t>
-      </w:r>
-      <w:proofErr w:type="gramEnd"/>
+      <w:r>
+        <w:rPr>
+          <w:rFonts w:ascii="Courier New" w:eastAsia="Courier New" w:hAnsi="Courier New" w:cs="Courier New"/>
+          <w:sz w:val="18"/>
+          <w:szCs w:val="18"/>
+        </w:rPr>
+        <w:t xml:space="preserve"> == "admin");</w:t>
+      </w:r>
     </w:p>
     <w:p>
       <w:pPr>
@@ -11032,7 +10546,6 @@
           <w:szCs w:val="44"/>
         </w:rPr>
       </w:pPr>
-      <w:proofErr w:type="gramStart"/>
       <w:r>
         <w:rPr>
           <w:sz w:val="44"/>
@@ -11040,7 +10553,6 @@
         </w:rPr>
         <w:t>5.4  PP</w:t>
       </w:r>
-      <w:proofErr w:type="gramEnd"/>
       <w:r>
         <w:rPr>
           <w:sz w:val="44"/>
@@ -11048,7 +10560,6 @@
         </w:rPr>
         <w:t xml:space="preserve"> </w:t>
       </w:r>
-      <w:proofErr w:type="gramStart"/>
       <w:r>
         <w:rPr>
           <w:sz w:val="44"/>
@@ -11072,7 +10583,6 @@
         <w:t>Prijava</w:t>
       </w:r>
       <w:proofErr w:type="spellEnd"/>
-      <w:proofErr w:type="gramEnd"/>
       <w:r>
         <w:rPr>
           <w:sz w:val="44"/>
@@ -11435,25 +10945,7 @@
           <w:sz w:val="18"/>
           <w:szCs w:val="18"/>
         </w:rPr>
-        <w:t xml:space="preserve">&gt; </w:t>
-      </w:r>
-      <w:proofErr w:type="gramStart"/>
-      <w:r>
-        <w:rPr>
-          <w:rFonts w:ascii="Courier New" w:eastAsia="Courier New" w:hAnsi="Courier New" w:cs="Courier New"/>
-          <w:sz w:val="18"/>
-          <w:szCs w:val="18"/>
-        </w:rPr>
-        <w:t>Index(</w:t>
-      </w:r>
-      <w:proofErr w:type="gramEnd"/>
-      <w:r>
-        <w:rPr>
-          <w:rFonts w:ascii="Courier New" w:eastAsia="Courier New" w:hAnsi="Courier New" w:cs="Courier New"/>
-          <w:sz w:val="18"/>
-          <w:szCs w:val="18"/>
-        </w:rPr>
-        <w:t>)</w:t>
+        <w:t>&gt; Index()</w:t>
       </w:r>
     </w:p>
     <w:p>
@@ -11486,7 +10978,6 @@
         <w:t xml:space="preserve">    if (</w:t>
       </w:r>
       <w:proofErr w:type="spellStart"/>
-      <w:proofErr w:type="gramStart"/>
       <w:r>
         <w:rPr>
           <w:rFonts w:ascii="Courier New" w:eastAsia="Courier New" w:hAnsi="Courier New" w:cs="Courier New"/>
@@ -11496,7 +10987,6 @@
         <w:t>HttpContext.Session.GetString</w:t>
       </w:r>
       <w:proofErr w:type="spellEnd"/>
-      <w:proofErr w:type="gramEnd"/>
       <w:r>
         <w:rPr>
           <w:rFonts w:ascii="Courier New" w:eastAsia="Courier New" w:hAnsi="Courier New" w:cs="Courier New"/>
@@ -11536,28 +11026,9 @@
           <w:sz w:val="18"/>
           <w:szCs w:val="18"/>
         </w:rPr>
-        <w:t xml:space="preserve">        </w:t>
-      </w:r>
-      <w:proofErr w:type="gramStart"/>
-      <w:r>
-        <w:rPr>
-          <w:rFonts w:ascii="Courier New" w:eastAsia="Courier New" w:hAnsi="Courier New" w:cs="Courier New"/>
-          <w:sz w:val="18"/>
-          <w:szCs w:val="18"/>
-        </w:rPr>
-        <w:t>return</w:t>
-      </w:r>
-      <w:proofErr w:type="gramEnd"/>
-      <w:r>
-        <w:rPr>
-          <w:rFonts w:ascii="Courier New" w:eastAsia="Courier New" w:hAnsi="Courier New" w:cs="Courier New"/>
-          <w:sz w:val="18"/>
-          <w:szCs w:val="18"/>
-        </w:rPr>
-        <w:t xml:space="preserve"> </w:t>
-      </w:r>
-      <w:proofErr w:type="spellStart"/>
-      <w:proofErr w:type="gramStart"/>
+        <w:t xml:space="preserve">        return </w:t>
+      </w:r>
+      <w:proofErr w:type="spellStart"/>
       <w:r>
         <w:rPr>
           <w:rFonts w:ascii="Courier New" w:eastAsia="Courier New" w:hAnsi="Courier New" w:cs="Courier New"/>
@@ -11573,16 +11044,7 @@
           <w:sz w:val="18"/>
           <w:szCs w:val="18"/>
         </w:rPr>
-        <w:t>(</w:t>
-      </w:r>
-      <w:proofErr w:type="gramEnd"/>
-      <w:r>
-        <w:rPr>
-          <w:rFonts w:ascii="Courier New" w:eastAsia="Courier New" w:hAnsi="Courier New" w:cs="Courier New"/>
-          <w:sz w:val="18"/>
-          <w:szCs w:val="18"/>
-        </w:rPr>
-        <w:t>"Login", "</w:t>
+        <w:t>("Login", "</w:t>
       </w:r>
       <w:proofErr w:type="spellStart"/>
       <w:r>
@@ -11600,18 +11062,8 @@
           <w:sz w:val="18"/>
           <w:szCs w:val="18"/>
         </w:rPr>
-        <w:t>"</w:t>
-      </w:r>
-      <w:proofErr w:type="gramStart"/>
-      <w:r>
-        <w:rPr>
-          <w:rFonts w:ascii="Courier New" w:eastAsia="Courier New" w:hAnsi="Courier New" w:cs="Courier New"/>
-          <w:sz w:val="18"/>
-          <w:szCs w:val="18"/>
-        </w:rPr>
-        <w:t>);</w:t>
-      </w:r>
-      <w:proofErr w:type="gramEnd"/>
+        <w:t>");</w:t>
+      </w:r>
     </w:p>
     <w:p>
       <w:pPr>
@@ -11806,7 +11258,6 @@
         <w:ind w:left="720"/>
       </w:pPr>
       <w:proofErr w:type="spellStart"/>
-      <w:proofErr w:type="gramStart"/>
       <w:r>
         <w:rPr>
           <w:rFonts w:ascii="Courier New" w:eastAsia="Courier New" w:hAnsi="Courier New" w:cs="Courier New"/>
@@ -11816,25 +11267,14 @@
         <w:t>graditelj.Services.AddSession</w:t>
       </w:r>
       <w:proofErr w:type="spellEnd"/>
-      <w:proofErr w:type="gramEnd"/>
-      <w:r>
-        <w:rPr>
-          <w:rFonts w:ascii="Courier New" w:eastAsia="Courier New" w:hAnsi="Courier New" w:cs="Courier New"/>
-          <w:sz w:val="18"/>
-          <w:szCs w:val="18"/>
-        </w:rPr>
-        <w:t>(</w:t>
-      </w:r>
-      <w:proofErr w:type="gramStart"/>
-      <w:r>
-        <w:rPr>
-          <w:rFonts w:ascii="Courier New" w:eastAsia="Courier New" w:hAnsi="Courier New" w:cs="Courier New"/>
-          <w:sz w:val="18"/>
-          <w:szCs w:val="18"/>
-        </w:rPr>
-        <w:t>);</w:t>
-      </w:r>
-      <w:proofErr w:type="gramEnd"/>
+      <w:r>
+        <w:rPr>
+          <w:rFonts w:ascii="Courier New" w:eastAsia="Courier New" w:hAnsi="Courier New" w:cs="Courier New"/>
+          <w:sz w:val="18"/>
+          <w:szCs w:val="18"/>
+        </w:rPr>
+        <w:t>();</w:t>
+      </w:r>
     </w:p>
     <w:p>
       <w:pPr>
@@ -11858,7 +11298,6 @@
         <w:ind w:left="720"/>
       </w:pPr>
       <w:proofErr w:type="spellStart"/>
-      <w:proofErr w:type="gramStart"/>
       <w:r>
         <w:rPr>
           <w:rFonts w:ascii="Courier New" w:eastAsia="Courier New" w:hAnsi="Courier New" w:cs="Courier New"/>
@@ -11868,32 +11307,13 @@
         <w:t>aplikacija.UseSession</w:t>
       </w:r>
       <w:proofErr w:type="spellEnd"/>
-      <w:proofErr w:type="gramEnd"/>
-      <w:r>
-        <w:rPr>
-          <w:rFonts w:ascii="Courier New" w:eastAsia="Courier New" w:hAnsi="Courier New" w:cs="Courier New"/>
-          <w:sz w:val="18"/>
-          <w:szCs w:val="18"/>
-        </w:rPr>
-        <w:t>(</w:t>
-      </w:r>
-      <w:proofErr w:type="gramStart"/>
-      <w:r>
-        <w:rPr>
-          <w:rFonts w:ascii="Courier New" w:eastAsia="Courier New" w:hAnsi="Courier New" w:cs="Courier New"/>
-          <w:sz w:val="18"/>
-          <w:szCs w:val="18"/>
-        </w:rPr>
-        <w:t xml:space="preserve">);   </w:t>
-      </w:r>
-      <w:proofErr w:type="gramEnd"/>
-      <w:r>
-        <w:rPr>
-          <w:rFonts w:ascii="Courier New" w:eastAsia="Courier New" w:hAnsi="Courier New" w:cs="Courier New"/>
-          <w:sz w:val="18"/>
-          <w:szCs w:val="18"/>
-        </w:rPr>
-        <w:t xml:space="preserve">// mora </w:t>
+      <w:r>
+        <w:rPr>
+          <w:rFonts w:ascii="Courier New" w:eastAsia="Courier New" w:hAnsi="Courier New" w:cs="Courier New"/>
+          <w:sz w:val="18"/>
+          <w:szCs w:val="18"/>
+        </w:rPr>
+        <w:t xml:space="preserve">();   // mora </w:t>
       </w:r>
       <w:proofErr w:type="spellStart"/>
       <w:r>
@@ -11931,7 +11351,6 @@
         <w:ind w:left="720"/>
       </w:pPr>
       <w:proofErr w:type="spellStart"/>
-      <w:proofErr w:type="gramStart"/>
       <w:r>
         <w:rPr>
           <w:rFonts w:ascii="Courier New" w:eastAsia="Courier New" w:hAnsi="Courier New" w:cs="Courier New"/>
@@ -11941,25 +11360,14 @@
         <w:t>aplikacija.UseAuthorization</w:t>
       </w:r>
       <w:proofErr w:type="spellEnd"/>
-      <w:proofErr w:type="gramEnd"/>
-      <w:r>
-        <w:rPr>
-          <w:rFonts w:ascii="Courier New" w:eastAsia="Courier New" w:hAnsi="Courier New" w:cs="Courier New"/>
-          <w:sz w:val="18"/>
-          <w:szCs w:val="18"/>
-        </w:rPr>
-        <w:t>(</w:t>
-      </w:r>
-      <w:proofErr w:type="gramStart"/>
-      <w:r>
-        <w:rPr>
-          <w:rFonts w:ascii="Courier New" w:eastAsia="Courier New" w:hAnsi="Courier New" w:cs="Courier New"/>
-          <w:sz w:val="18"/>
-          <w:szCs w:val="18"/>
-        </w:rPr>
-        <w:t>);</w:t>
-      </w:r>
-      <w:proofErr w:type="gramEnd"/>
+      <w:r>
+        <w:rPr>
+          <w:rFonts w:ascii="Courier New" w:eastAsia="Courier New" w:hAnsi="Courier New" w:cs="Courier New"/>
+          <w:sz w:val="18"/>
+          <w:szCs w:val="18"/>
+        </w:rPr>
+        <w:t>();</w:t>
+      </w:r>
     </w:p>
     <w:p>
       <w:pPr>
@@ -11987,7 +11395,6 @@
           <w:szCs w:val="44"/>
         </w:rPr>
       </w:pPr>
-      <w:proofErr w:type="gramStart"/>
       <w:r>
         <w:rPr>
           <w:sz w:val="44"/>
@@ -11996,7 +11403,6 @@
         <w:lastRenderedPageBreak/>
         <w:t>5.5  PP</w:t>
       </w:r>
-      <w:proofErr w:type="gramEnd"/>
       <w:r>
         <w:rPr>
           <w:sz w:val="44"/>
@@ -12004,7 +11410,6 @@
         </w:rPr>
         <w:t xml:space="preserve"> </w:t>
       </w:r>
-      <w:proofErr w:type="gramStart"/>
       <w:r>
         <w:rPr>
           <w:sz w:val="44"/>
@@ -12028,7 +11433,6 @@
         <w:t>Brisanje</w:t>
       </w:r>
       <w:proofErr w:type="spellEnd"/>
-      <w:proofErr w:type="gramEnd"/>
       <w:r>
         <w:rPr>
           <w:sz w:val="44"/>
@@ -12637,25 +12041,7 @@
           <w:sz w:val="18"/>
           <w:szCs w:val="18"/>
         </w:rPr>
-        <w:t xml:space="preserve">&gt; </w:t>
-      </w:r>
-      <w:proofErr w:type="gramStart"/>
-      <w:r>
-        <w:rPr>
-          <w:rFonts w:ascii="Courier New" w:eastAsia="Courier New" w:hAnsi="Courier New" w:cs="Courier New"/>
-          <w:sz w:val="18"/>
-          <w:szCs w:val="18"/>
-        </w:rPr>
-        <w:t>Delete(</w:t>
-      </w:r>
-      <w:proofErr w:type="gramEnd"/>
-      <w:r>
-        <w:rPr>
-          <w:rFonts w:ascii="Courier New" w:eastAsia="Courier New" w:hAnsi="Courier New" w:cs="Courier New"/>
-          <w:sz w:val="18"/>
-          <w:szCs w:val="18"/>
-        </w:rPr>
-        <w:t>int id)</w:t>
+        <w:t>&gt; Delete(int id)</w:t>
       </w:r>
     </w:p>
     <w:p>
@@ -12688,7 +12074,6 @@
         <w:t xml:space="preserve">    var ep = await _</w:t>
       </w:r>
       <w:proofErr w:type="spellStart"/>
-      <w:proofErr w:type="gramStart"/>
       <w:r>
         <w:rPr>
           <w:rFonts w:ascii="Courier New" w:eastAsia="Courier New" w:hAnsi="Courier New" w:cs="Courier New"/>
@@ -12698,25 +12083,14 @@
         <w:t>baza.Epizode.FindAsync</w:t>
       </w:r>
       <w:proofErr w:type="spellEnd"/>
-      <w:proofErr w:type="gramEnd"/>
-      <w:r>
-        <w:rPr>
-          <w:rFonts w:ascii="Courier New" w:eastAsia="Courier New" w:hAnsi="Courier New" w:cs="Courier New"/>
-          <w:sz w:val="18"/>
-          <w:szCs w:val="18"/>
-        </w:rPr>
-        <w:t>(id</w:t>
-      </w:r>
-      <w:proofErr w:type="gramStart"/>
-      <w:r>
-        <w:rPr>
-          <w:rFonts w:ascii="Courier New" w:eastAsia="Courier New" w:hAnsi="Courier New" w:cs="Courier New"/>
-          <w:sz w:val="18"/>
-          <w:szCs w:val="18"/>
-        </w:rPr>
-        <w:t>);</w:t>
-      </w:r>
-      <w:proofErr w:type="gramEnd"/>
+      <w:r>
+        <w:rPr>
+          <w:rFonts w:ascii="Courier New" w:eastAsia="Courier New" w:hAnsi="Courier New" w:cs="Courier New"/>
+          <w:sz w:val="18"/>
+          <w:szCs w:val="18"/>
+        </w:rPr>
+        <w:t>(id);</w:t>
+      </w:r>
     </w:p>
     <w:p>
       <w:pPr>
@@ -12733,7 +12107,6 @@
         <w:t xml:space="preserve">    if (ep == null) return </w:t>
       </w:r>
       <w:proofErr w:type="spellStart"/>
-      <w:proofErr w:type="gramStart"/>
       <w:r>
         <w:rPr>
           <w:rFonts w:ascii="Courier New" w:eastAsia="Courier New" w:hAnsi="Courier New" w:cs="Courier New"/>
@@ -12751,7 +12124,6 @@
         </w:rPr>
         <w:t>();</w:t>
       </w:r>
-      <w:proofErr w:type="gramEnd"/>
     </w:p>
     <w:p>
       <w:pPr>
@@ -12890,7 +12262,6 @@
         <w:t xml:space="preserve"> = _</w:t>
       </w:r>
       <w:proofErr w:type="spellStart"/>
-      <w:proofErr w:type="gramStart"/>
       <w:r>
         <w:rPr>
           <w:rFonts w:ascii="Courier New" w:eastAsia="Courier New" w:hAnsi="Courier New" w:cs="Courier New"/>
@@ -12900,7 +12271,6 @@
         <w:t>baza.Ocene</w:t>
       </w:r>
       <w:proofErr w:type="spellEnd"/>
-      <w:proofErr w:type="gramEnd"/>
     </w:p>
     <w:p>
       <w:pPr>
@@ -12914,28 +12284,9 @@
           <w:sz w:val="18"/>
           <w:szCs w:val="18"/>
         </w:rPr>
-        <w:t xml:space="preserve">        </w:t>
-      </w:r>
-      <w:proofErr w:type="gramStart"/>
-      <w:r>
-        <w:rPr>
-          <w:rFonts w:ascii="Courier New" w:eastAsia="Courier New" w:hAnsi="Courier New" w:cs="Courier New"/>
-          <w:sz w:val="18"/>
-          <w:szCs w:val="18"/>
-        </w:rPr>
-        <w:t>.Where</w:t>
-      </w:r>
-      <w:proofErr w:type="gramEnd"/>
-      <w:r>
-        <w:rPr>
-          <w:rFonts w:ascii="Courier New" w:eastAsia="Courier New" w:hAnsi="Courier New" w:cs="Courier New"/>
-          <w:sz w:val="18"/>
-          <w:szCs w:val="18"/>
-        </w:rPr>
-        <w:t xml:space="preserve">(o =&gt; </w:t>
-      </w:r>
-      <w:proofErr w:type="spellStart"/>
-      <w:proofErr w:type="gramStart"/>
+        <w:t xml:space="preserve">        .Where(o =&gt; </w:t>
+      </w:r>
+      <w:proofErr w:type="spellStart"/>
       <w:r>
         <w:rPr>
           <w:rFonts w:ascii="Courier New" w:eastAsia="Courier New" w:hAnsi="Courier New" w:cs="Courier New"/>
@@ -12945,25 +12296,14 @@
         <w:t>o.EpizodaId</w:t>
       </w:r>
       <w:proofErr w:type="spellEnd"/>
-      <w:proofErr w:type="gramEnd"/>
-      <w:r>
-        <w:rPr>
-          <w:rFonts w:ascii="Courier New" w:eastAsia="Courier New" w:hAnsi="Courier New" w:cs="Courier New"/>
-          <w:sz w:val="18"/>
-          <w:szCs w:val="18"/>
-        </w:rPr>
-        <w:t xml:space="preserve"> == id</w:t>
-      </w:r>
-      <w:proofErr w:type="gramStart"/>
-      <w:r>
-        <w:rPr>
-          <w:rFonts w:ascii="Courier New" w:eastAsia="Courier New" w:hAnsi="Courier New" w:cs="Courier New"/>
-          <w:sz w:val="18"/>
-          <w:szCs w:val="18"/>
-        </w:rPr>
-        <w:t>);</w:t>
-      </w:r>
-      <w:proofErr w:type="gramEnd"/>
+      <w:r>
+        <w:rPr>
+          <w:rFonts w:ascii="Courier New" w:eastAsia="Courier New" w:hAnsi="Courier New" w:cs="Courier New"/>
+          <w:sz w:val="18"/>
+          <w:szCs w:val="18"/>
+        </w:rPr>
+        <w:t xml:space="preserve"> == id);</w:t>
+      </w:r>
     </w:p>
     <w:p>
       <w:pPr>
@@ -12980,7 +12320,6 @@
         <w:t xml:space="preserve">    _</w:t>
       </w:r>
       <w:proofErr w:type="spellStart"/>
-      <w:proofErr w:type="gramStart"/>
       <w:r>
         <w:rPr>
           <w:rFonts w:ascii="Courier New" w:eastAsia="Courier New" w:hAnsi="Courier New" w:cs="Courier New"/>
@@ -12990,7 +12329,6 @@
         <w:t>baza.Ocene.RemoveRange</w:t>
       </w:r>
       <w:proofErr w:type="spellEnd"/>
-      <w:proofErr w:type="gramEnd"/>
       <w:r>
         <w:rPr>
           <w:rFonts w:ascii="Courier New" w:eastAsia="Courier New" w:hAnsi="Courier New" w:cs="Courier New"/>
@@ -13009,7 +12347,6 @@
         <w:t>ocene</w:t>
       </w:r>
       <w:proofErr w:type="spellEnd"/>
-      <w:proofErr w:type="gramStart"/>
       <w:r>
         <w:rPr>
           <w:rFonts w:ascii="Courier New" w:eastAsia="Courier New" w:hAnsi="Courier New" w:cs="Courier New"/>
@@ -13018,7 +12355,6 @@
         </w:rPr>
         <w:t>);</w:t>
       </w:r>
-      <w:proofErr w:type="gramEnd"/>
     </w:p>
     <w:p>
       <w:pPr>
@@ -13085,7 +12421,6 @@
         <w:t xml:space="preserve">    _</w:t>
       </w:r>
       <w:proofErr w:type="spellStart"/>
-      <w:proofErr w:type="gramStart"/>
       <w:r>
         <w:rPr>
           <w:rFonts w:ascii="Courier New" w:eastAsia="Courier New" w:hAnsi="Courier New" w:cs="Courier New"/>
@@ -13095,25 +12430,14 @@
         <w:t>baza.Epizode.Remove</w:t>
       </w:r>
       <w:proofErr w:type="spellEnd"/>
-      <w:proofErr w:type="gramEnd"/>
-      <w:r>
-        <w:rPr>
-          <w:rFonts w:ascii="Courier New" w:eastAsia="Courier New" w:hAnsi="Courier New" w:cs="Courier New"/>
-          <w:sz w:val="18"/>
-          <w:szCs w:val="18"/>
-        </w:rPr>
-        <w:t>(ep</w:t>
-      </w:r>
-      <w:proofErr w:type="gramStart"/>
-      <w:r>
-        <w:rPr>
-          <w:rFonts w:ascii="Courier New" w:eastAsia="Courier New" w:hAnsi="Courier New" w:cs="Courier New"/>
-          <w:sz w:val="18"/>
-          <w:szCs w:val="18"/>
-        </w:rPr>
-        <w:t>);</w:t>
-      </w:r>
-      <w:proofErr w:type="gramEnd"/>
+      <w:r>
+        <w:rPr>
+          <w:rFonts w:ascii="Courier New" w:eastAsia="Courier New" w:hAnsi="Courier New" w:cs="Courier New"/>
+          <w:sz w:val="18"/>
+          <w:szCs w:val="18"/>
+        </w:rPr>
+        <w:t>(ep);</w:t>
+      </w:r>
     </w:p>
     <w:p>
       <w:pPr>
@@ -13130,7 +12454,6 @@
         <w:t xml:space="preserve">    await _</w:t>
       </w:r>
       <w:proofErr w:type="spellStart"/>
-      <w:proofErr w:type="gramStart"/>
       <w:r>
         <w:rPr>
           <w:rFonts w:ascii="Courier New" w:eastAsia="Courier New" w:hAnsi="Courier New" w:cs="Courier New"/>
@@ -13140,25 +12463,14 @@
         <w:t>baza.SaveChangesAsync</w:t>
       </w:r>
       <w:proofErr w:type="spellEnd"/>
-      <w:proofErr w:type="gramEnd"/>
-      <w:r>
-        <w:rPr>
-          <w:rFonts w:ascii="Courier New" w:eastAsia="Courier New" w:hAnsi="Courier New" w:cs="Courier New"/>
-          <w:sz w:val="18"/>
-          <w:szCs w:val="18"/>
-        </w:rPr>
-        <w:t>(</w:t>
-      </w:r>
-      <w:proofErr w:type="gramStart"/>
-      <w:r>
-        <w:rPr>
-          <w:rFonts w:ascii="Courier New" w:eastAsia="Courier New" w:hAnsi="Courier New" w:cs="Courier New"/>
-          <w:sz w:val="18"/>
-          <w:szCs w:val="18"/>
-        </w:rPr>
-        <w:t>);</w:t>
-      </w:r>
-      <w:proofErr w:type="gramEnd"/>
+      <w:r>
+        <w:rPr>
+          <w:rFonts w:ascii="Courier New" w:eastAsia="Courier New" w:hAnsi="Courier New" w:cs="Courier New"/>
+          <w:sz w:val="18"/>
+          <w:szCs w:val="18"/>
+        </w:rPr>
+        <w:t>();</w:t>
+      </w:r>
     </w:p>
     <w:p>
       <w:pPr>
@@ -13193,7 +12505,6 @@
         <w:t>(</w:t>
       </w:r>
       <w:proofErr w:type="spellStart"/>
-      <w:proofErr w:type="gramStart"/>
       <w:r>
         <w:rPr>
           <w:rFonts w:ascii="Courier New" w:eastAsia="Courier New" w:hAnsi="Courier New" w:cs="Courier New"/>
@@ -13209,27 +12520,8 @@
           <w:sz w:val="18"/>
           <w:szCs w:val="18"/>
         </w:rPr>
-        <w:t>(</w:t>
-      </w:r>
-      <w:proofErr w:type="gramEnd"/>
-      <w:r>
-        <w:rPr>
-          <w:rFonts w:ascii="Courier New" w:eastAsia="Courier New" w:hAnsi="Courier New" w:cs="Courier New"/>
-          <w:sz w:val="18"/>
-          <w:szCs w:val="18"/>
-        </w:rPr>
-        <w:t>Index)</w:t>
-      </w:r>
-      <w:proofErr w:type="gramStart"/>
-      <w:r>
-        <w:rPr>
-          <w:rFonts w:ascii="Courier New" w:eastAsia="Courier New" w:hAnsi="Courier New" w:cs="Courier New"/>
-          <w:sz w:val="18"/>
-          <w:szCs w:val="18"/>
-        </w:rPr>
-        <w:t>);</w:t>
-      </w:r>
-      <w:proofErr w:type="gramEnd"/>
+        <w:t>(Index));</w:t>
+      </w:r>
     </w:p>
     <w:p>
       <w:pPr>
@@ -13330,23 +12622,13 @@
         <w:spacing w:after="40"/>
         <w:ind w:left="720"/>
       </w:pPr>
-      <w:proofErr w:type="gramStart"/>
-      <w:r>
-        <w:rPr>
-          <w:rFonts w:ascii="Courier New" w:eastAsia="Courier New" w:hAnsi="Courier New" w:cs="Courier New"/>
-          <w:sz w:val="18"/>
-          <w:szCs w:val="18"/>
-        </w:rPr>
-        <w:t>&lt;!--</w:t>
-      </w:r>
-      <w:proofErr w:type="gramEnd"/>
-      <w:r>
-        <w:rPr>
-          <w:rFonts w:ascii="Courier New" w:eastAsia="Courier New" w:hAnsi="Courier New" w:cs="Courier New"/>
-          <w:sz w:val="18"/>
-          <w:szCs w:val="18"/>
-        </w:rPr>
-        <w:t xml:space="preserve"> Views/</w:t>
+      <w:r>
+        <w:rPr>
+          <w:rFonts w:ascii="Courier New" w:eastAsia="Courier New" w:hAnsi="Courier New" w:cs="Courier New"/>
+          <w:sz w:val="18"/>
+          <w:szCs w:val="18"/>
+        </w:rPr>
+        <w:t>&lt;!-- Views/</w:t>
       </w:r>
       <w:proofErr w:type="spellStart"/>
       <w:r>
@@ -13397,25 +12679,7 @@
           <w:sz w:val="18"/>
           <w:szCs w:val="18"/>
         </w:rPr>
-        <w:t xml:space="preserve">&lt;form </w:t>
-      </w:r>
-      <w:proofErr w:type="gramStart"/>
-      <w:r>
-        <w:rPr>
-          <w:rFonts w:ascii="Courier New" w:eastAsia="Courier New" w:hAnsi="Courier New" w:cs="Courier New"/>
-          <w:sz w:val="18"/>
-          <w:szCs w:val="18"/>
-        </w:rPr>
-        <w:t>asp</w:t>
-      </w:r>
-      <w:proofErr w:type="gramEnd"/>
-      <w:r>
-        <w:rPr>
-          <w:rFonts w:ascii="Courier New" w:eastAsia="Courier New" w:hAnsi="Courier New" w:cs="Courier New"/>
-          <w:sz w:val="18"/>
-          <w:szCs w:val="18"/>
-        </w:rPr>
-        <w:t>-action="Delete" method="post" class="d-inline"</w:t>
+        <w:t>&lt;form asp-action="Delete" method="post" class="d-inline"</w:t>
       </w:r>
     </w:p>
     <w:p>
@@ -13485,16 +12749,7 @@
           <w:sz w:val="18"/>
           <w:szCs w:val="18"/>
         </w:rPr>
-        <w:t>&lt;input type="hidden" name="id" value</w:t>
-      </w:r>
-      <w:proofErr w:type="gramStart"/>
-      <w:r>
-        <w:rPr>
-          <w:rFonts w:ascii="Courier New" w:eastAsia="Courier New" w:hAnsi="Courier New" w:cs="Courier New"/>
-          <w:sz w:val="18"/>
-          <w:szCs w:val="18"/>
-        </w:rPr>
-        <w:t>="@</w:t>
+        <w:t>&lt;input type="hidden" name="id" value="@</w:t>
       </w:r>
       <w:proofErr w:type="spellStart"/>
       <w:r>
@@ -13506,7 +12761,6 @@
         <w:t>e.Id</w:t>
       </w:r>
       <w:proofErr w:type="spellEnd"/>
-      <w:proofErr w:type="gramEnd"/>
       <w:r>
         <w:rPr>
           <w:rFonts w:ascii="Courier New" w:eastAsia="Courier New" w:hAnsi="Courier New" w:cs="Courier New"/>
@@ -13528,25 +12782,7 @@
           <w:sz w:val="18"/>
           <w:szCs w:val="18"/>
         </w:rPr>
-        <w:t xml:space="preserve">    </w:t>
-      </w:r>
-      <w:proofErr w:type="gramStart"/>
-      <w:r>
-        <w:rPr>
-          <w:rFonts w:ascii="Courier New" w:eastAsia="Courier New" w:hAnsi="Courier New" w:cs="Courier New"/>
-          <w:sz w:val="18"/>
-          <w:szCs w:val="18"/>
-        </w:rPr>
-        <w:t>@Html</w:t>
-      </w:r>
-      <w:proofErr w:type="gramEnd"/>
-      <w:r>
-        <w:rPr>
-          <w:rFonts w:ascii="Courier New" w:eastAsia="Courier New" w:hAnsi="Courier New" w:cs="Courier New"/>
-          <w:sz w:val="18"/>
-          <w:szCs w:val="18"/>
-        </w:rPr>
-        <w:t>.AntiForgeryToken()</w:t>
+        <w:t xml:space="preserve">    @Html.AntiForgeryToken()</w:t>
       </w:r>
     </w:p>
     <w:p>
@@ -13784,7 +13020,6 @@
         <w:ind w:left="720"/>
       </w:pPr>
       <w:proofErr w:type="spellStart"/>
-      <w:proofErr w:type="gramStart"/>
       <w:r>
         <w:rPr>
           <w:rFonts w:ascii="Courier New" w:eastAsia="Courier New" w:hAnsi="Courier New" w:cs="Courier New"/>
@@ -13794,7 +13029,6 @@
         <w:t>graditelj.Entity</w:t>
       </w:r>
       <w:proofErr w:type="spellEnd"/>
-      <w:proofErr w:type="gramEnd"/>
       <w:r>
         <w:rPr>
           <w:rFonts w:ascii="Courier New" w:eastAsia="Courier New" w:hAnsi="Courier New" w:cs="Courier New"/>
@@ -13813,23 +13047,13 @@
         <w:t>Ocena</w:t>
       </w:r>
       <w:proofErr w:type="spellEnd"/>
-      <w:proofErr w:type="gramStart"/>
-      <w:r>
-        <w:rPr>
-          <w:rFonts w:ascii="Courier New" w:eastAsia="Courier New" w:hAnsi="Courier New" w:cs="Courier New"/>
-          <w:sz w:val="18"/>
-          <w:szCs w:val="18"/>
-        </w:rPr>
-        <w:t>&gt;(</w:t>
-      </w:r>
-      <w:proofErr w:type="gramEnd"/>
-      <w:r>
-        <w:rPr>
-          <w:rFonts w:ascii="Courier New" w:eastAsia="Courier New" w:hAnsi="Courier New" w:cs="Courier New"/>
-          <w:sz w:val="18"/>
-          <w:szCs w:val="18"/>
-        </w:rPr>
-        <w:t>)</w:t>
+      <w:r>
+        <w:rPr>
+          <w:rFonts w:ascii="Courier New" w:eastAsia="Courier New" w:hAnsi="Courier New" w:cs="Courier New"/>
+          <w:sz w:val="18"/>
+          <w:szCs w:val="18"/>
+        </w:rPr>
+        <w:t>&gt;()</w:t>
       </w:r>
     </w:p>
     <w:p>
@@ -13844,16 +13068,7 @@
           <w:sz w:val="18"/>
           <w:szCs w:val="18"/>
         </w:rPr>
-        <w:t xml:space="preserve">    </w:t>
-      </w:r>
-      <w:proofErr w:type="gramStart"/>
-      <w:r>
-        <w:rPr>
-          <w:rFonts w:ascii="Courier New" w:eastAsia="Courier New" w:hAnsi="Courier New" w:cs="Courier New"/>
-          <w:sz w:val="18"/>
-          <w:szCs w:val="18"/>
-        </w:rPr>
-        <w:t>.</w:t>
+        <w:t xml:space="preserve">    .</w:t>
       </w:r>
       <w:proofErr w:type="spellStart"/>
       <w:r>
@@ -13865,7 +13080,6 @@
         <w:t>HasOne</w:t>
       </w:r>
       <w:proofErr w:type="spellEnd"/>
-      <w:proofErr w:type="gramEnd"/>
       <w:r>
         <w:rPr>
           <w:rFonts w:ascii="Courier New" w:eastAsia="Courier New" w:hAnsi="Courier New" w:cs="Courier New"/>
@@ -13875,7 +13089,6 @@
         <w:t xml:space="preserve">(o =&gt; </w:t>
       </w:r>
       <w:proofErr w:type="spellStart"/>
-      <w:proofErr w:type="gramStart"/>
       <w:r>
         <w:rPr>
           <w:rFonts w:ascii="Courier New" w:eastAsia="Courier New" w:hAnsi="Courier New" w:cs="Courier New"/>
@@ -13885,7 +13098,6 @@
         <w:t>o.Epizoda</w:t>
       </w:r>
       <w:proofErr w:type="spellEnd"/>
-      <w:proofErr w:type="gramEnd"/>
       <w:r>
         <w:rPr>
           <w:rFonts w:ascii="Courier New" w:eastAsia="Courier New" w:hAnsi="Courier New" w:cs="Courier New"/>
@@ -13907,16 +13119,7 @@
           <w:sz w:val="18"/>
           <w:szCs w:val="18"/>
         </w:rPr>
-        <w:t xml:space="preserve">    </w:t>
-      </w:r>
-      <w:proofErr w:type="gramStart"/>
-      <w:r>
-        <w:rPr>
-          <w:rFonts w:ascii="Courier New" w:eastAsia="Courier New" w:hAnsi="Courier New" w:cs="Courier New"/>
-          <w:sz w:val="18"/>
-          <w:szCs w:val="18"/>
-        </w:rPr>
-        <w:t>.</w:t>
+        <w:t xml:space="preserve">    .</w:t>
       </w:r>
       <w:proofErr w:type="spellStart"/>
       <w:r>
@@ -13928,7 +13131,6 @@
         <w:t>WithMany</w:t>
       </w:r>
       <w:proofErr w:type="spellEnd"/>
-      <w:proofErr w:type="gramEnd"/>
       <w:r>
         <w:rPr>
           <w:rFonts w:ascii="Courier New" w:eastAsia="Courier New" w:hAnsi="Courier New" w:cs="Courier New"/>
@@ -13950,16 +13152,7 @@
           <w:sz w:val="18"/>
           <w:szCs w:val="18"/>
         </w:rPr>
-        <w:t xml:space="preserve">    </w:t>
-      </w:r>
-      <w:proofErr w:type="gramStart"/>
-      <w:r>
-        <w:rPr>
-          <w:rFonts w:ascii="Courier New" w:eastAsia="Courier New" w:hAnsi="Courier New" w:cs="Courier New"/>
-          <w:sz w:val="18"/>
-          <w:szCs w:val="18"/>
-        </w:rPr>
-        <w:t>.</w:t>
+        <w:t xml:space="preserve">    .</w:t>
       </w:r>
       <w:proofErr w:type="spellStart"/>
       <w:r>
@@ -13971,7 +13164,6 @@
         <w:t>HasForeignKey</w:t>
       </w:r>
       <w:proofErr w:type="spellEnd"/>
-      <w:proofErr w:type="gramEnd"/>
       <w:r>
         <w:rPr>
           <w:rFonts w:ascii="Courier New" w:eastAsia="Courier New" w:hAnsi="Courier New" w:cs="Courier New"/>
@@ -13981,7 +13173,6 @@
         <w:t xml:space="preserve">(o =&gt; </w:t>
       </w:r>
       <w:proofErr w:type="spellStart"/>
-      <w:proofErr w:type="gramStart"/>
       <w:r>
         <w:rPr>
           <w:rFonts w:ascii="Courier New" w:eastAsia="Courier New" w:hAnsi="Courier New" w:cs="Courier New"/>
@@ -13991,7 +13182,6 @@
         <w:t>o.EpizodaId</w:t>
       </w:r>
       <w:proofErr w:type="spellEnd"/>
-      <w:proofErr w:type="gramEnd"/>
       <w:r>
         <w:rPr>
           <w:rFonts w:ascii="Courier New" w:eastAsia="Courier New" w:hAnsi="Courier New" w:cs="Courier New"/>
@@ -14018,16 +13208,7 @@
           <w:sz w:val="18"/>
           <w:szCs w:val="18"/>
         </w:rPr>
-        <w:t xml:space="preserve">    </w:t>
-      </w:r>
-      <w:proofErr w:type="gramStart"/>
-      <w:r>
-        <w:rPr>
-          <w:rFonts w:ascii="Courier New" w:eastAsia="Courier New" w:hAnsi="Courier New" w:cs="Courier New"/>
-          <w:sz w:val="18"/>
-          <w:szCs w:val="18"/>
-        </w:rPr>
-        <w:t>.</w:t>
+        <w:t xml:space="preserve">    .</w:t>
       </w:r>
       <w:proofErr w:type="spellStart"/>
       <w:r>
@@ -14039,7 +13220,6 @@
         <w:t>OnDelete</w:t>
       </w:r>
       <w:proofErr w:type="spellEnd"/>
-      <w:proofErr w:type="gramEnd"/>
       <w:r>
         <w:rPr>
           <w:rFonts w:ascii="Courier New" w:eastAsia="Courier New" w:hAnsi="Courier New" w:cs="Courier New"/>
@@ -14058,7 +13238,6 @@
         <w:t>DeleteBehavior.Restrict</w:t>
       </w:r>
       <w:proofErr w:type="spellEnd"/>
-      <w:proofErr w:type="gramStart"/>
       <w:r>
         <w:rPr>
           <w:rFonts w:ascii="Courier New" w:eastAsia="Courier New" w:hAnsi="Courier New" w:cs="Courier New"/>
@@ -14067,7 +13246,6 @@
         </w:rPr>
         <w:t>);</w:t>
       </w:r>
-      <w:proofErr w:type="gramEnd"/>
     </w:p>
     <w:p>
       <w:pPr>
@@ -14086,7 +13264,6 @@
           <w:szCs w:val="44"/>
         </w:rPr>
       </w:pPr>
-      <w:proofErr w:type="gramStart"/>
       <w:r>
         <w:rPr>
           <w:sz w:val="44"/>
@@ -14095,7 +13272,6 @@
         <w:lastRenderedPageBreak/>
         <w:t>5.6  PP</w:t>
       </w:r>
-      <w:proofErr w:type="gramEnd"/>
       <w:r>
         <w:rPr>
           <w:sz w:val="44"/>
@@ -14166,201 +13342,44 @@
       <w:pPr>
         <w:spacing w:after="120"/>
         <w:jc w:val="both"/>
-      </w:pPr>
-      <w:proofErr w:type="spellStart"/>
-      <w:r>
-        <w:t>Dva</w:t>
-      </w:r>
-      <w:proofErr w:type="spellEnd"/>
-      <w:r>
-        <w:t xml:space="preserve"> </w:t>
-      </w:r>
-      <w:proofErr w:type="spellStart"/>
-      <w:r>
-        <w:t>korisnika</w:t>
-      </w:r>
-      <w:proofErr w:type="spellEnd"/>
-      <w:r>
-        <w:t xml:space="preserve"> ne </w:t>
-      </w:r>
-      <w:proofErr w:type="spellStart"/>
-      <w:r>
-        <w:t>mogu</w:t>
-      </w:r>
-      <w:proofErr w:type="spellEnd"/>
-      <w:r>
-        <w:t xml:space="preserve"> </w:t>
-      </w:r>
-      <w:proofErr w:type="spellStart"/>
-      <w:r>
-        <w:t>imati</w:t>
-      </w:r>
-      <w:proofErr w:type="spellEnd"/>
-      <w:r>
-        <w:t xml:space="preserve"> </w:t>
-      </w:r>
-      <w:proofErr w:type="spellStart"/>
-      <w:r>
-        <w:t>isto</w:t>
-      </w:r>
-      <w:proofErr w:type="spellEnd"/>
-      <w:r>
-        <w:t xml:space="preserve"> </w:t>
-      </w:r>
-      <w:proofErr w:type="spellStart"/>
-      <w:r>
-        <w:t>korisničko</w:t>
-      </w:r>
-      <w:proofErr w:type="spellEnd"/>
-      <w:r>
-        <w:t xml:space="preserve"> </w:t>
-      </w:r>
-      <w:proofErr w:type="spellStart"/>
-      <w:r>
-        <w:t>ime</w:t>
-      </w:r>
-      <w:proofErr w:type="spellEnd"/>
-      <w:r>
-        <w:t xml:space="preserve"> u </w:t>
-      </w:r>
-      <w:proofErr w:type="spellStart"/>
-      <w:r>
-        <w:t>sistemu</w:t>
-      </w:r>
-      <w:proofErr w:type="spellEnd"/>
-      <w:r>
-        <w:t>.</w:t>
+        <w:rPr>
+          <w:lang w:val="de-DE"/>
+        </w:rPr>
+      </w:pPr>
+      <w:r>
+        <w:rPr>
+          <w:lang w:val="de-DE"/>
+        </w:rPr>
+        <w:t>Dva korisnika ne mogu imati isto korisničko ime u sistemu.</w:t>
       </w:r>
     </w:p>
     <w:p>
       <w:pPr>
         <w:pStyle w:val="Heading3"/>
-      </w:pPr>
-      <w:proofErr w:type="spellStart"/>
-      <w:r>
-        <w:t>Realizacija</w:t>
-      </w:r>
-      <w:proofErr w:type="spellEnd"/>
-      <w:r>
-        <w:t xml:space="preserve">: </w:t>
-      </w:r>
-      <w:proofErr w:type="spellStart"/>
-      <w:r>
-        <w:t>BazaPodatakaKontekst</w:t>
-      </w:r>
-      <w:proofErr w:type="spellEnd"/>
-      <w:r>
-        <w:t xml:space="preserve"> (</w:t>
-      </w:r>
-      <w:proofErr w:type="spellStart"/>
-      <w:r>
-        <w:t>SemProg.DAL</w:t>
-      </w:r>
-      <w:proofErr w:type="spellEnd"/>
-      <w:r>
-        <w:t>)</w:t>
+        <w:rPr>
+          <w:lang w:val="de-DE"/>
+        </w:rPr>
+      </w:pPr>
+      <w:r>
+        <w:rPr>
+          <w:lang w:val="de-DE"/>
+        </w:rPr>
+        <w:t>Realizacija: BazaPodatakaKontekst (SemProg.DAL)</w:t>
       </w:r>
     </w:p>
     <w:p>
       <w:pPr>
         <w:spacing w:after="120"/>
         <w:jc w:val="both"/>
-      </w:pPr>
-      <w:proofErr w:type="spellStart"/>
-      <w:r>
-        <w:t>Jedinstvenost</w:t>
-      </w:r>
-      <w:proofErr w:type="spellEnd"/>
-      <w:r>
-        <w:t xml:space="preserve"> je </w:t>
-      </w:r>
-      <w:proofErr w:type="spellStart"/>
-      <w:r>
-        <w:t>garantovana</w:t>
-      </w:r>
-      <w:proofErr w:type="spellEnd"/>
-      <w:r>
-        <w:t xml:space="preserve"> </w:t>
-      </w:r>
-      <w:proofErr w:type="spellStart"/>
-      <w:r>
-        <w:t>na</w:t>
-      </w:r>
-      <w:proofErr w:type="spellEnd"/>
-      <w:r>
-        <w:t xml:space="preserve"> </w:t>
-      </w:r>
-      <w:proofErr w:type="spellStart"/>
-      <w:r>
-        <w:t>nivou</w:t>
-      </w:r>
-      <w:proofErr w:type="spellEnd"/>
-      <w:r>
-        <w:t xml:space="preserve"> </w:t>
-      </w:r>
-      <w:proofErr w:type="spellStart"/>
-      <w:r>
-        <w:t>baze</w:t>
-      </w:r>
-      <w:proofErr w:type="spellEnd"/>
-      <w:r>
-        <w:t xml:space="preserve"> </w:t>
-      </w:r>
-      <w:proofErr w:type="spellStart"/>
-      <w:r>
-        <w:t>podataka</w:t>
-      </w:r>
-      <w:proofErr w:type="spellEnd"/>
-      <w:r>
-        <w:t xml:space="preserve"> </w:t>
-      </w:r>
-      <w:proofErr w:type="spellStart"/>
-      <w:r>
-        <w:t>putem</w:t>
-      </w:r>
-      <w:proofErr w:type="spellEnd"/>
-      <w:r>
-        <w:t xml:space="preserve"> unique </w:t>
-      </w:r>
-      <w:proofErr w:type="spellStart"/>
-      <w:r>
-        <w:t>indeksa</w:t>
-      </w:r>
-      <w:proofErr w:type="spellEnd"/>
-      <w:r>
-        <w:t xml:space="preserve"> koji Entity Framework Core </w:t>
-      </w:r>
-      <w:proofErr w:type="spellStart"/>
-      <w:r>
-        <w:t>kreira</w:t>
-      </w:r>
-      <w:proofErr w:type="spellEnd"/>
-      <w:r>
-        <w:t xml:space="preserve"> </w:t>
-      </w:r>
-      <w:proofErr w:type="spellStart"/>
-      <w:r>
-        <w:t>automatski</w:t>
-      </w:r>
-      <w:proofErr w:type="spellEnd"/>
-      <w:r>
-        <w:t xml:space="preserve"> </w:t>
-      </w:r>
-      <w:proofErr w:type="spellStart"/>
-      <w:r>
-        <w:t>pri</w:t>
-      </w:r>
-      <w:proofErr w:type="spellEnd"/>
-      <w:r>
-        <w:t xml:space="preserve"> </w:t>
-      </w:r>
-      <w:proofErr w:type="spellStart"/>
-      <w:r>
-        <w:t>migraciji</w:t>
-      </w:r>
-      <w:proofErr w:type="spellEnd"/>
-      <w:r>
-        <w:t>:</w:t>
+        <w:rPr>
+          <w:lang w:val="de-DE"/>
+        </w:rPr>
+      </w:pPr>
+      <w:r>
+        <w:rPr>
+          <w:lang w:val="de-DE"/>
+        </w:rPr>
+        <w:t>Jedinstvenost je garantovana na nivou baze podataka putem unique indeksa koji Entity Framework Core kreira automatski pri migraciji:</w:t>
       </w:r>
     </w:p>
     <w:p>
@@ -14368,97 +13387,37 @@
         <w:shd w:val="clear" w:color="auto" w:fill="F0F0F0"/>
         <w:spacing w:after="40"/>
         <w:ind w:left="720"/>
-      </w:pPr>
-      <w:r>
-        <w:rPr>
-          <w:rFonts w:ascii="Courier New" w:eastAsia="Courier New" w:hAnsi="Courier New" w:cs="Courier New"/>
-          <w:sz w:val="18"/>
-          <w:szCs w:val="18"/>
-        </w:rPr>
-        <w:t xml:space="preserve">// </w:t>
-      </w:r>
-      <w:proofErr w:type="spellStart"/>
-      <w:r>
-        <w:rPr>
-          <w:rFonts w:ascii="Courier New" w:eastAsia="Courier New" w:hAnsi="Courier New" w:cs="Courier New"/>
-          <w:sz w:val="18"/>
-          <w:szCs w:val="18"/>
-        </w:rPr>
-        <w:t>SemProg.DAL</w:t>
-      </w:r>
-      <w:proofErr w:type="spellEnd"/>
-      <w:r>
-        <w:rPr>
-          <w:rFonts w:ascii="Courier New" w:eastAsia="Courier New" w:hAnsi="Courier New" w:cs="Courier New"/>
-          <w:sz w:val="18"/>
-          <w:szCs w:val="18"/>
-        </w:rPr>
-        <w:t>/</w:t>
-      </w:r>
-      <w:proofErr w:type="spellStart"/>
-      <w:r>
-        <w:rPr>
-          <w:rFonts w:ascii="Courier New" w:eastAsia="Courier New" w:hAnsi="Courier New" w:cs="Courier New"/>
-          <w:sz w:val="18"/>
-          <w:szCs w:val="18"/>
-        </w:rPr>
-        <w:t>BazaPodatakaKontekst.cs</w:t>
-      </w:r>
-      <w:proofErr w:type="spellEnd"/>
+        <w:rPr>
+          <w:lang w:val="de-DE"/>
+        </w:rPr>
+      </w:pPr>
+      <w:r>
+        <w:rPr>
+          <w:rFonts w:ascii="Courier New" w:eastAsia="Courier New" w:hAnsi="Courier New" w:cs="Courier New"/>
+          <w:sz w:val="18"/>
+          <w:szCs w:val="18"/>
+          <w:lang w:val="de-DE"/>
+        </w:rPr>
+        <w:t>// SemProg.DAL/BazaPodatakaKontekst.cs</w:t>
+      </w:r>
     </w:p>
     <w:p>
       <w:pPr>
         <w:shd w:val="clear" w:color="auto" w:fill="F0F0F0"/>
         <w:spacing w:after="40"/>
         <w:ind w:left="720"/>
-      </w:pPr>
-      <w:proofErr w:type="spellStart"/>
-      <w:proofErr w:type="gramStart"/>
-      <w:r>
-        <w:rPr>
-          <w:rFonts w:ascii="Courier New" w:eastAsia="Courier New" w:hAnsi="Courier New" w:cs="Courier New"/>
-          <w:sz w:val="18"/>
-          <w:szCs w:val="18"/>
-        </w:rPr>
-        <w:t>graditelj.Entity</w:t>
-      </w:r>
-      <w:proofErr w:type="spellEnd"/>
-      <w:proofErr w:type="gramEnd"/>
-      <w:r>
-        <w:rPr>
-          <w:rFonts w:ascii="Courier New" w:eastAsia="Courier New" w:hAnsi="Courier New" w:cs="Courier New"/>
-          <w:sz w:val="18"/>
-          <w:szCs w:val="18"/>
-        </w:rPr>
-        <w:t>&lt;</w:t>
-      </w:r>
-      <w:proofErr w:type="spellStart"/>
-      <w:r>
-        <w:rPr>
-          <w:rFonts w:ascii="Courier New" w:eastAsia="Courier New" w:hAnsi="Courier New" w:cs="Courier New"/>
-          <w:sz w:val="18"/>
-          <w:szCs w:val="18"/>
-        </w:rPr>
-        <w:t>Korisnik</w:t>
-      </w:r>
-      <w:proofErr w:type="spellEnd"/>
-      <w:proofErr w:type="gramStart"/>
-      <w:r>
-        <w:rPr>
-          <w:rFonts w:ascii="Courier New" w:eastAsia="Courier New" w:hAnsi="Courier New" w:cs="Courier New"/>
-          <w:sz w:val="18"/>
-          <w:szCs w:val="18"/>
-        </w:rPr>
-        <w:t>&gt;(</w:t>
-      </w:r>
-      <w:proofErr w:type="gramEnd"/>
-      <w:r>
-        <w:rPr>
-          <w:rFonts w:ascii="Courier New" w:eastAsia="Courier New" w:hAnsi="Courier New" w:cs="Courier New"/>
-          <w:sz w:val="18"/>
-          <w:szCs w:val="18"/>
-        </w:rPr>
-        <w:t>)</w:t>
+        <w:rPr>
+          <w:lang w:val="de-DE"/>
+        </w:rPr>
+      </w:pPr>
+      <w:r>
+        <w:rPr>
+          <w:rFonts w:ascii="Courier New" w:eastAsia="Courier New" w:hAnsi="Courier New" w:cs="Courier New"/>
+          <w:sz w:val="18"/>
+          <w:szCs w:val="18"/>
+          <w:lang w:val="de-DE"/>
+        </w:rPr>
+        <w:t>graditelj.Entity&lt;Korisnik&gt;()</w:t>
       </w:r>
     </w:p>
     <w:p>
@@ -14472,10 +13431,10 @@
           <w:rFonts w:ascii="Courier New" w:eastAsia="Courier New" w:hAnsi="Courier New" w:cs="Courier New"/>
           <w:sz w:val="18"/>
           <w:szCs w:val="18"/>
+          <w:lang w:val="de-DE"/>
         </w:rPr>
         <w:t xml:space="preserve">    </w:t>
       </w:r>
-      <w:proofErr w:type="gramStart"/>
       <w:r>
         <w:rPr>
           <w:rFonts w:ascii="Courier New" w:eastAsia="Courier New" w:hAnsi="Courier New" w:cs="Courier New"/>
@@ -14494,7 +13453,6 @@
         <w:t>HasIndex</w:t>
       </w:r>
       <w:proofErr w:type="spellEnd"/>
-      <w:proofErr w:type="gramEnd"/>
       <w:r>
         <w:rPr>
           <w:rFonts w:ascii="Courier New" w:eastAsia="Courier New" w:hAnsi="Courier New" w:cs="Courier New"/>
@@ -14504,7 +13462,6 @@
         <w:t xml:space="preserve">(k =&gt; </w:t>
       </w:r>
       <w:proofErr w:type="spellStart"/>
-      <w:proofErr w:type="gramStart"/>
       <w:r>
         <w:rPr>
           <w:rFonts w:ascii="Courier New" w:eastAsia="Courier New" w:hAnsi="Courier New" w:cs="Courier New"/>
@@ -14514,7 +13471,6 @@
         <w:t>k.KorisnickoIme</w:t>
       </w:r>
       <w:proofErr w:type="spellEnd"/>
-      <w:proofErr w:type="gramEnd"/>
       <w:r>
         <w:rPr>
           <w:rFonts w:ascii="Courier New" w:eastAsia="Courier New" w:hAnsi="Courier New" w:cs="Courier New"/>
@@ -14536,16 +13492,7 @@
           <w:sz w:val="18"/>
           <w:szCs w:val="18"/>
         </w:rPr>
-        <w:t xml:space="preserve">    </w:t>
-      </w:r>
-      <w:proofErr w:type="gramStart"/>
-      <w:r>
-        <w:rPr>
-          <w:rFonts w:ascii="Courier New" w:eastAsia="Courier New" w:hAnsi="Courier New" w:cs="Courier New"/>
-          <w:sz w:val="18"/>
-          <w:szCs w:val="18"/>
-        </w:rPr>
-        <w:t>.</w:t>
+        <w:t xml:space="preserve">    .</w:t>
       </w:r>
       <w:proofErr w:type="spellStart"/>
       <w:r>
@@ -14557,25 +13504,14 @@
         <w:t>IsUnique</w:t>
       </w:r>
       <w:proofErr w:type="spellEnd"/>
-      <w:proofErr w:type="gramEnd"/>
-      <w:r>
-        <w:rPr>
-          <w:rFonts w:ascii="Courier New" w:eastAsia="Courier New" w:hAnsi="Courier New" w:cs="Courier New"/>
-          <w:sz w:val="18"/>
-          <w:szCs w:val="18"/>
-        </w:rPr>
-        <w:t>(</w:t>
-      </w:r>
-      <w:proofErr w:type="gramStart"/>
-      <w:r>
-        <w:rPr>
-          <w:rFonts w:ascii="Courier New" w:eastAsia="Courier New" w:hAnsi="Courier New" w:cs="Courier New"/>
-          <w:sz w:val="18"/>
-          <w:szCs w:val="18"/>
-        </w:rPr>
-        <w:t>);</w:t>
-      </w:r>
-      <w:proofErr w:type="gramEnd"/>
+      <w:r>
+        <w:rPr>
+          <w:rFonts w:ascii="Courier New" w:eastAsia="Courier New" w:hAnsi="Courier New" w:cs="Courier New"/>
+          <w:sz w:val="18"/>
+          <w:szCs w:val="18"/>
+        </w:rPr>
+        <w:t>();</w:t>
+      </w:r>
     </w:p>
     <w:p>
       <w:pPr>
@@ -14585,7 +13521,6 @@
           <w:szCs w:val="44"/>
         </w:rPr>
       </w:pPr>
-      <w:proofErr w:type="gramStart"/>
       <w:r>
         <w:rPr>
           <w:sz w:val="44"/>
@@ -14593,7 +13528,6 @@
         </w:rPr>
         <w:t>5.7  PP</w:t>
       </w:r>
-      <w:proofErr w:type="gramEnd"/>
       <w:r>
         <w:rPr>
           <w:sz w:val="44"/>
@@ -14679,18 +13613,13 @@
       </w:r>
       <w:proofErr w:type="spellEnd"/>
       <w:r>
-        <w:t xml:space="preserve"> </w:t>
-      </w:r>
-      <w:proofErr w:type="gramStart"/>
-      <w:r>
-        <w:t xml:space="preserve">datum  </w:t>
+        <w:t xml:space="preserve"> datum  </w:t>
       </w:r>
       <w:proofErr w:type="spellStart"/>
       <w:r>
         <w:t>premijere</w:t>
       </w:r>
       <w:proofErr w:type="spellEnd"/>
-      <w:proofErr w:type="gramEnd"/>
       <w:r>
         <w:t xml:space="preserve"> </w:t>
       </w:r>
@@ -14942,19 +13871,9 @@
           <w:sz w:val="18"/>
           <w:szCs w:val="18"/>
         </w:rPr>
-        <w:t>[</w:t>
-      </w:r>
-      <w:proofErr w:type="gramStart"/>
-      <w:r>
-        <w:rPr>
-          <w:rFonts w:ascii="Courier New" w:eastAsia="Courier New" w:hAnsi="Courier New" w:cs="Courier New"/>
-          <w:sz w:val="18"/>
-          <w:szCs w:val="18"/>
-        </w:rPr>
-        <w:t>Required(</w:t>
-      </w:r>
-      <w:proofErr w:type="spellStart"/>
-      <w:proofErr w:type="gramEnd"/>
+        <w:t>[Required(</w:t>
+      </w:r>
+      <w:proofErr w:type="spellStart"/>
       <w:r>
         <w:rPr>
           <w:rFonts w:ascii="Courier New" w:eastAsia="Courier New" w:hAnsi="Courier New" w:cs="Courier New"/>
@@ -15021,25 +13940,7 @@
           <w:sz w:val="18"/>
           <w:szCs w:val="18"/>
         </w:rPr>
-        <w:t>[</w:t>
-      </w:r>
-      <w:proofErr w:type="gramStart"/>
-      <w:r>
-        <w:rPr>
-          <w:rFonts w:ascii="Courier New" w:eastAsia="Courier New" w:hAnsi="Courier New" w:cs="Courier New"/>
-          <w:sz w:val="18"/>
-          <w:szCs w:val="18"/>
-        </w:rPr>
-        <w:t>Display(</w:t>
-      </w:r>
-      <w:proofErr w:type="gramEnd"/>
-      <w:r>
-        <w:rPr>
-          <w:rFonts w:ascii="Courier New" w:eastAsia="Courier New" w:hAnsi="Courier New" w:cs="Courier New"/>
-          <w:sz w:val="18"/>
-          <w:szCs w:val="18"/>
-        </w:rPr>
-        <w:t>Name = "</w:t>
+        <w:t>[Display(Name = "</w:t>
       </w:r>
       <w:proofErr w:type="spellStart"/>
       <w:r>
@@ -15090,36 +13991,8 @@
           <w:sz w:val="18"/>
           <w:szCs w:val="18"/>
         </w:rPr>
-        <w:t xml:space="preserve"> </w:t>
-      </w:r>
-      <w:proofErr w:type="gramStart"/>
-      <w:r>
-        <w:rPr>
-          <w:rFonts w:ascii="Courier New" w:eastAsia="Courier New" w:hAnsi="Courier New" w:cs="Courier New"/>
-          <w:sz w:val="18"/>
-          <w:szCs w:val="18"/>
-        </w:rPr>
-        <w:t>{ get</w:t>
-      </w:r>
-      <w:proofErr w:type="gramEnd"/>
-      <w:r>
-        <w:rPr>
-          <w:rFonts w:ascii="Courier New" w:eastAsia="Courier New" w:hAnsi="Courier New" w:cs="Courier New"/>
-          <w:sz w:val="18"/>
-          <w:szCs w:val="18"/>
-        </w:rPr>
-        <w:t>; set</w:t>
-      </w:r>
-      <w:proofErr w:type="gramStart"/>
-      <w:r>
-        <w:rPr>
-          <w:rFonts w:ascii="Courier New" w:eastAsia="Courier New" w:hAnsi="Courier New" w:cs="Courier New"/>
-          <w:sz w:val="18"/>
-          <w:szCs w:val="18"/>
-        </w:rPr>
-        <w:t>; }</w:t>
-      </w:r>
-      <w:proofErr w:type="gramEnd"/>
+        <w:t xml:space="preserve"> { get; set; }</w:t>
+      </w:r>
     </w:p>
     <w:p>
       <w:pPr>
@@ -15140,25 +14013,7 @@
           <w:sz w:val="18"/>
           <w:szCs w:val="18"/>
         </w:rPr>
-        <w:t>[</w:t>
-      </w:r>
-      <w:proofErr w:type="gramStart"/>
-      <w:r>
-        <w:rPr>
-          <w:rFonts w:ascii="Courier New" w:eastAsia="Courier New" w:hAnsi="Courier New" w:cs="Courier New"/>
-          <w:sz w:val="18"/>
-          <w:szCs w:val="18"/>
-        </w:rPr>
-        <w:t>Display(</w:t>
-      </w:r>
-      <w:proofErr w:type="gramEnd"/>
-      <w:r>
-        <w:rPr>
-          <w:rFonts w:ascii="Courier New" w:eastAsia="Courier New" w:hAnsi="Courier New" w:cs="Courier New"/>
-          <w:sz w:val="18"/>
-          <w:szCs w:val="18"/>
-        </w:rPr>
-        <w:t>Name = "</w:t>
+        <w:t>[Display(Name = "</w:t>
       </w:r>
       <w:proofErr w:type="spellStart"/>
       <w:r>
@@ -15176,25 +14031,7 @@
           <w:sz w:val="18"/>
           <w:szCs w:val="18"/>
         </w:rPr>
-        <w:t>"</w:t>
-      </w:r>
-      <w:proofErr w:type="gramStart"/>
-      <w:r>
-        <w:rPr>
-          <w:rFonts w:ascii="Courier New" w:eastAsia="Courier New" w:hAnsi="Courier New" w:cs="Courier New"/>
-          <w:sz w:val="18"/>
-          <w:szCs w:val="18"/>
-        </w:rPr>
-        <w:t>)]  /</w:t>
-      </w:r>
-      <w:proofErr w:type="gramEnd"/>
-      <w:r>
-        <w:rPr>
-          <w:rFonts w:ascii="Courier New" w:eastAsia="Courier New" w:hAnsi="Courier New" w:cs="Courier New"/>
-          <w:sz w:val="18"/>
-          <w:szCs w:val="18"/>
-        </w:rPr>
-        <w:t xml:space="preserve">/ </w:t>
+        <w:t xml:space="preserve">")]  // </w:t>
       </w:r>
       <w:proofErr w:type="spellStart"/>
       <w:r>
@@ -15255,36 +14092,8 @@
           <w:sz w:val="18"/>
           <w:szCs w:val="18"/>
         </w:rPr>
-        <w:t xml:space="preserve"> </w:t>
-      </w:r>
-      <w:proofErr w:type="gramStart"/>
-      <w:r>
-        <w:rPr>
-          <w:rFonts w:ascii="Courier New" w:eastAsia="Courier New" w:hAnsi="Courier New" w:cs="Courier New"/>
-          <w:sz w:val="18"/>
-          <w:szCs w:val="18"/>
-        </w:rPr>
-        <w:t>{ get</w:t>
-      </w:r>
-      <w:proofErr w:type="gramEnd"/>
-      <w:r>
-        <w:rPr>
-          <w:rFonts w:ascii="Courier New" w:eastAsia="Courier New" w:hAnsi="Courier New" w:cs="Courier New"/>
-          <w:sz w:val="18"/>
-          <w:szCs w:val="18"/>
-        </w:rPr>
-        <w:t>; set</w:t>
-      </w:r>
-      <w:proofErr w:type="gramStart"/>
-      <w:r>
-        <w:rPr>
-          <w:rFonts w:ascii="Courier New" w:eastAsia="Courier New" w:hAnsi="Courier New" w:cs="Courier New"/>
-          <w:sz w:val="18"/>
-          <w:szCs w:val="18"/>
-        </w:rPr>
-        <w:t>; }</w:t>
-      </w:r>
-      <w:proofErr w:type="gramEnd"/>
+        <w:t xml:space="preserve"> { get; set; }</w:t>
+      </w:r>
     </w:p>
     <w:p>
       <w:pPr>
@@ -15305,19 +14114,9 @@
           <w:sz w:val="18"/>
           <w:szCs w:val="18"/>
         </w:rPr>
-        <w:t>[</w:t>
-      </w:r>
-      <w:proofErr w:type="gramStart"/>
-      <w:r>
-        <w:rPr>
-          <w:rFonts w:ascii="Courier New" w:eastAsia="Courier New" w:hAnsi="Courier New" w:cs="Courier New"/>
-          <w:sz w:val="18"/>
-          <w:szCs w:val="18"/>
-        </w:rPr>
-        <w:t>Required(</w:t>
-      </w:r>
-      <w:proofErr w:type="spellStart"/>
-      <w:proofErr w:type="gramEnd"/>
+        <w:t>[Required(</w:t>
+      </w:r>
+      <w:proofErr w:type="spellStart"/>
       <w:r>
         <w:rPr>
           <w:rFonts w:ascii="Courier New" w:eastAsia="Courier New" w:hAnsi="Courier New" w:cs="Courier New"/>
@@ -15384,25 +14183,7 @@
           <w:sz w:val="18"/>
           <w:szCs w:val="18"/>
         </w:rPr>
-        <w:t>[</w:t>
-      </w:r>
-      <w:proofErr w:type="gramStart"/>
-      <w:r>
-        <w:rPr>
-          <w:rFonts w:ascii="Courier New" w:eastAsia="Courier New" w:hAnsi="Courier New" w:cs="Courier New"/>
-          <w:sz w:val="18"/>
-          <w:szCs w:val="18"/>
-        </w:rPr>
-        <w:t>Display(</w:t>
-      </w:r>
-      <w:proofErr w:type="gramEnd"/>
-      <w:r>
-        <w:rPr>
-          <w:rFonts w:ascii="Courier New" w:eastAsia="Courier New" w:hAnsi="Courier New" w:cs="Courier New"/>
-          <w:sz w:val="18"/>
-          <w:szCs w:val="18"/>
-        </w:rPr>
-        <w:t xml:space="preserve">Name = "Datum </w:t>
+        <w:t xml:space="preserve">[Display(Name = "Datum </w:t>
       </w:r>
       <w:proofErr w:type="spellStart"/>
       <w:r>
@@ -15471,61 +14252,16 @@
           <w:sz w:val="18"/>
           <w:szCs w:val="18"/>
         </w:rPr>
-        <w:t xml:space="preserve"> </w:t>
-      </w:r>
-      <w:proofErr w:type="gramStart"/>
-      <w:r>
-        <w:rPr>
-          <w:rFonts w:ascii="Courier New" w:eastAsia="Courier New" w:hAnsi="Courier New" w:cs="Courier New"/>
-          <w:sz w:val="18"/>
-          <w:szCs w:val="18"/>
-        </w:rPr>
-        <w:t>{ get</w:t>
-      </w:r>
-      <w:proofErr w:type="gramEnd"/>
-      <w:r>
-        <w:rPr>
-          <w:rFonts w:ascii="Courier New" w:eastAsia="Courier New" w:hAnsi="Courier New" w:cs="Courier New"/>
-          <w:sz w:val="18"/>
-          <w:szCs w:val="18"/>
-        </w:rPr>
-        <w:t>; set</w:t>
-      </w:r>
-      <w:proofErr w:type="gramStart"/>
-      <w:r>
-        <w:rPr>
-          <w:rFonts w:ascii="Courier New" w:eastAsia="Courier New" w:hAnsi="Courier New" w:cs="Courier New"/>
-          <w:sz w:val="18"/>
-          <w:szCs w:val="18"/>
-        </w:rPr>
-        <w:t>; }</w:t>
-      </w:r>
-      <w:proofErr w:type="gramEnd"/>
-      <w:r>
-        <w:rPr>
-          <w:rFonts w:ascii="Courier New" w:eastAsia="Courier New" w:hAnsi="Courier New" w:cs="Courier New"/>
-          <w:sz w:val="18"/>
-          <w:szCs w:val="18"/>
-        </w:rPr>
-        <w:t xml:space="preserve"> = </w:t>
-      </w:r>
-      <w:proofErr w:type="spellStart"/>
-      <w:r>
-        <w:rPr>
-          <w:rFonts w:ascii="Courier New" w:eastAsia="Courier New" w:hAnsi="Courier New" w:cs="Courier New"/>
-          <w:sz w:val="18"/>
-          <w:szCs w:val="18"/>
-        </w:rPr>
-        <w:t>DateTime.</w:t>
-      </w:r>
-      <w:proofErr w:type="gramStart"/>
-      <w:r>
-        <w:rPr>
-          <w:rFonts w:ascii="Courier New" w:eastAsia="Courier New" w:hAnsi="Courier New" w:cs="Courier New"/>
-          <w:sz w:val="18"/>
-          <w:szCs w:val="18"/>
-        </w:rPr>
-        <w:t>Today</w:t>
+        <w:t xml:space="preserve"> { get; set; } = </w:t>
+      </w:r>
+      <w:proofErr w:type="spellStart"/>
+      <w:r>
+        <w:rPr>
+          <w:rFonts w:ascii="Courier New" w:eastAsia="Courier New" w:hAnsi="Courier New" w:cs="Courier New"/>
+          <w:sz w:val="18"/>
+          <w:szCs w:val="18"/>
+        </w:rPr>
+        <w:t>DateTime.Today</w:t>
       </w:r>
       <w:proofErr w:type="spellEnd"/>
       <w:r>
@@ -15536,7 +14272,6 @@
         </w:rPr>
         <w:t>;</w:t>
       </w:r>
-      <w:proofErr w:type="gramEnd"/>
     </w:p>
     <w:p>
       <w:pPr>
@@ -15764,23 +14499,13 @@
         <w:spacing w:after="40"/>
         <w:ind w:left="720"/>
       </w:pPr>
-      <w:proofErr w:type="gramStart"/>
-      <w:r>
-        <w:rPr>
-          <w:rFonts w:ascii="Courier New" w:eastAsia="Courier New" w:hAnsi="Courier New" w:cs="Courier New"/>
-          <w:sz w:val="18"/>
-          <w:szCs w:val="18"/>
-        </w:rPr>
-        <w:t>public async</w:t>
-      </w:r>
-      <w:proofErr w:type="gramEnd"/>
-      <w:r>
-        <w:rPr>
-          <w:rFonts w:ascii="Courier New" w:eastAsia="Courier New" w:hAnsi="Courier New" w:cs="Courier New"/>
-          <w:sz w:val="18"/>
-          <w:szCs w:val="18"/>
-        </w:rPr>
-        <w:t xml:space="preserve"> Task&lt;</w:t>
+      <w:r>
+        <w:rPr>
+          <w:rFonts w:ascii="Courier New" w:eastAsia="Courier New" w:hAnsi="Courier New" w:cs="Courier New"/>
+          <w:sz w:val="18"/>
+          <w:szCs w:val="18"/>
+        </w:rPr>
+        <w:t>public async Task&lt;</w:t>
       </w:r>
       <w:proofErr w:type="spellStart"/>
       <w:r>
@@ -15798,19 +14523,9 @@
           <w:sz w:val="18"/>
           <w:szCs w:val="18"/>
         </w:rPr>
-        <w:t xml:space="preserve">&gt; </w:t>
-      </w:r>
-      <w:proofErr w:type="gramStart"/>
-      <w:r>
-        <w:rPr>
-          <w:rFonts w:ascii="Courier New" w:eastAsia="Courier New" w:hAnsi="Courier New" w:cs="Courier New"/>
-          <w:sz w:val="18"/>
-          <w:szCs w:val="18"/>
-        </w:rPr>
-        <w:t>Create(</w:t>
-      </w:r>
-      <w:proofErr w:type="spellStart"/>
-      <w:proofErr w:type="gramEnd"/>
+        <w:t>&gt; Create(</w:t>
+      </w:r>
+      <w:proofErr w:type="spellStart"/>
       <w:r>
         <w:rPr>
           <w:rFonts w:ascii="Courier New" w:eastAsia="Courier New" w:hAnsi="Courier New" w:cs="Courier New"/>
@@ -15874,16 +14589,7 @@
           <w:sz w:val="18"/>
           <w:szCs w:val="18"/>
         </w:rPr>
-        <w:t xml:space="preserve">    if </w:t>
-      </w:r>
-      <w:proofErr w:type="gramStart"/>
-      <w:r>
-        <w:rPr>
-          <w:rFonts w:ascii="Courier New" w:eastAsia="Courier New" w:hAnsi="Courier New" w:cs="Courier New"/>
-          <w:sz w:val="18"/>
-          <w:szCs w:val="18"/>
-        </w:rPr>
-        <w:t>(!</w:t>
+        <w:t xml:space="preserve">    if (!</w:t>
       </w:r>
       <w:proofErr w:type="spellStart"/>
       <w:r>
@@ -15895,7 +14601,6 @@
         <w:t>ModelState.IsValid</w:t>
       </w:r>
       <w:proofErr w:type="spellEnd"/>
-      <w:proofErr w:type="gramEnd"/>
       <w:r>
         <w:rPr>
           <w:rFonts w:ascii="Courier New" w:eastAsia="Courier New" w:hAnsi="Courier New" w:cs="Courier New"/>
@@ -15914,7 +14619,6 @@
         <w:t>dto</w:t>
       </w:r>
       <w:proofErr w:type="spellEnd"/>
-      <w:proofErr w:type="gramStart"/>
       <w:r>
         <w:rPr>
           <w:rFonts w:ascii="Courier New" w:eastAsia="Courier New" w:hAnsi="Courier New" w:cs="Courier New"/>
@@ -15923,7 +14627,6 @@
         </w:rPr>
         <w:t>);</w:t>
       </w:r>
-      <w:proofErr w:type="gramEnd"/>
     </w:p>
     <w:p>
       <w:pPr>
@@ -15940,7 +14643,6 @@
         <w:t xml:space="preserve">    await _</w:t>
       </w:r>
       <w:proofErr w:type="spellStart"/>
-      <w:proofErr w:type="gramStart"/>
       <w:r>
         <w:rPr>
           <w:rFonts w:ascii="Courier New" w:eastAsia="Courier New" w:hAnsi="Courier New" w:cs="Courier New"/>
@@ -15950,7 +14652,6 @@
         <w:t>servis.DodajAsync</w:t>
       </w:r>
       <w:proofErr w:type="spellEnd"/>
-      <w:proofErr w:type="gramEnd"/>
       <w:r>
         <w:rPr>
           <w:rFonts w:ascii="Courier New" w:eastAsia="Courier New" w:hAnsi="Courier New" w:cs="Courier New"/>
@@ -15987,7 +14688,6 @@
         <w:t>korisnikId</w:t>
       </w:r>
       <w:proofErr w:type="spellEnd"/>
-      <w:proofErr w:type="gramStart"/>
       <w:r>
         <w:rPr>
           <w:rFonts w:ascii="Courier New" w:eastAsia="Courier New" w:hAnsi="Courier New" w:cs="Courier New"/>
@@ -15996,7 +14696,6 @@
         </w:rPr>
         <w:t>);</w:t>
       </w:r>
-      <w:proofErr w:type="gramEnd"/>
     </w:p>
     <w:p>
       <w:pPr>
@@ -16028,18 +14727,8 @@
           <w:sz w:val="18"/>
           <w:szCs w:val="18"/>
         </w:rPr>
-        <w:t>("Index"</w:t>
-      </w:r>
-      <w:proofErr w:type="gramStart"/>
-      <w:r>
-        <w:rPr>
-          <w:rFonts w:ascii="Courier New" w:eastAsia="Courier New" w:hAnsi="Courier New" w:cs="Courier New"/>
-          <w:sz w:val="18"/>
-          <w:szCs w:val="18"/>
-        </w:rPr>
-        <w:t>);</w:t>
-      </w:r>
-      <w:proofErr w:type="gramEnd"/>
+        <w:t>("Index");</w:t>
+      </w:r>
     </w:p>
     <w:p>
       <w:pPr>
@@ -16492,25 +15181,7 @@
           <w:sz w:val="18"/>
           <w:szCs w:val="18"/>
         </w:rPr>
-        <w:t xml:space="preserve">  │               </w:t>
-      </w:r>
-      <w:proofErr w:type="gramStart"/>
-      <w:r>
-        <w:rPr>
-          <w:rFonts w:ascii="Courier New" w:eastAsia="Courier New" w:hAnsi="Courier New" w:cs="Courier New"/>
-          <w:sz w:val="18"/>
-          <w:szCs w:val="18"/>
-        </w:rPr>
-        <w:t xml:space="preserve">   [</w:t>
-      </w:r>
-      <w:proofErr w:type="gramEnd"/>
-      <w:r>
-        <w:rPr>
-          <w:rFonts w:ascii="Courier New" w:eastAsia="Courier New" w:hAnsi="Courier New" w:cs="Courier New"/>
-          <w:sz w:val="18"/>
-          <w:szCs w:val="18"/>
-        </w:rPr>
-        <w:t>DA]</w:t>
+        <w:t xml:space="preserve">  │                  [DA]</w:t>
       </w:r>
     </w:p>
     <w:p>
@@ -16860,25 +15531,7 @@
           <w:sz w:val="18"/>
           <w:szCs w:val="18"/>
         </w:rPr>
-        <w:t xml:space="preserve">  │    </w:t>
-      </w:r>
-      <w:proofErr w:type="gramStart"/>
-      <w:r>
-        <w:rPr>
-          <w:rFonts w:ascii="Courier New" w:eastAsia="Courier New" w:hAnsi="Courier New" w:cs="Courier New"/>
-          <w:sz w:val="18"/>
-          <w:szCs w:val="18"/>
-        </w:rPr>
-        <w:t xml:space="preserve">   [</w:t>
-      </w:r>
-      <w:proofErr w:type="gramEnd"/>
-      <w:r>
-        <w:rPr>
-          <w:rFonts w:ascii="Courier New" w:eastAsia="Courier New" w:hAnsi="Courier New" w:cs="Courier New"/>
-          <w:sz w:val="18"/>
-          <w:szCs w:val="18"/>
-        </w:rPr>
-        <w:t>DA]</w:t>
+        <w:t xml:space="preserve">  │       [DA]</w:t>
       </w:r>
     </w:p>
     <w:p>
@@ -17079,16 +15732,7 @@
           <w:sz w:val="18"/>
           <w:szCs w:val="18"/>
         </w:rPr>
-        <w:t xml:space="preserve">         │     ├─► [</w:t>
-      </w:r>
-      <w:proofErr w:type="gramStart"/>
-      <w:r>
-        <w:rPr>
-          <w:rFonts w:ascii="Courier New" w:eastAsia="Courier New" w:hAnsi="Courier New" w:cs="Courier New"/>
-          <w:sz w:val="18"/>
-          <w:szCs w:val="18"/>
-        </w:rPr>
-        <w:t xml:space="preserve">DA]  </w:t>
+        <w:t xml:space="preserve">         │     ├─► [DA]  </w:t>
       </w:r>
       <w:proofErr w:type="spellStart"/>
       <w:r>
@@ -17100,7 +15744,6 @@
         <w:t>ažuriramo</w:t>
       </w:r>
       <w:proofErr w:type="spellEnd"/>
-      <w:proofErr w:type="gramEnd"/>
       <w:r>
         <w:rPr>
           <w:rFonts w:ascii="Courier New" w:eastAsia="Courier New" w:hAnsi="Courier New" w:cs="Courier New"/>
@@ -17168,16 +15811,7 @@
           <w:sz w:val="18"/>
           <w:szCs w:val="18"/>
         </w:rPr>
-        <w:t xml:space="preserve">         │     └─► [</w:t>
-      </w:r>
-      <w:proofErr w:type="gramStart"/>
-      <w:r>
-        <w:rPr>
-          <w:rFonts w:ascii="Courier New" w:eastAsia="Courier New" w:hAnsi="Courier New" w:cs="Courier New"/>
-          <w:sz w:val="18"/>
-          <w:szCs w:val="18"/>
-        </w:rPr>
-        <w:t xml:space="preserve">NE]  </w:t>
+        <w:t xml:space="preserve">         │     └─► [NE]  </w:t>
       </w:r>
       <w:proofErr w:type="spellStart"/>
       <w:r>
@@ -17189,7 +15823,6 @@
         <w:t>dodajemo</w:t>
       </w:r>
       <w:proofErr w:type="spellEnd"/>
-      <w:proofErr w:type="gramEnd"/>
       <w:r>
         <w:rPr>
           <w:rFonts w:ascii="Courier New" w:eastAsia="Courier New" w:hAnsi="Courier New" w:cs="Courier New"/>
@@ -17257,7 +15890,6 @@
         <w:t xml:space="preserve">         └─► </w:t>
       </w:r>
       <w:proofErr w:type="spellStart"/>
-      <w:proofErr w:type="gramStart"/>
       <w:r>
         <w:rPr>
           <w:rFonts w:ascii="Courier New" w:eastAsia="Courier New" w:hAnsi="Courier New" w:cs="Courier New"/>
@@ -17273,16 +15905,7 @@
           <w:sz w:val="18"/>
           <w:szCs w:val="18"/>
         </w:rPr>
-        <w:t>(</w:t>
-      </w:r>
-      <w:proofErr w:type="gramEnd"/>
-      <w:r>
-        <w:rPr>
-          <w:rFonts w:ascii="Courier New" w:eastAsia="Courier New" w:hAnsi="Courier New" w:cs="Courier New"/>
-          <w:sz w:val="18"/>
-          <w:szCs w:val="18"/>
-        </w:rPr>
-        <w:t xml:space="preserve">) ──► Redirect </w:t>
+        <w:t xml:space="preserve">() ──► Redirect </w:t>
       </w:r>
       <w:proofErr w:type="spellStart"/>
       <w:r>
@@ -17603,7 +16226,6 @@
         <w:ind w:left="720"/>
       </w:pPr>
       <w:proofErr w:type="spellStart"/>
-      <w:proofErr w:type="gramStart"/>
       <w:r>
         <w:rPr>
           <w:rFonts w:ascii="Courier New" w:eastAsia="Courier New" w:hAnsi="Courier New" w:cs="Courier New"/>
@@ -17613,7 +16235,6 @@
         <w:t>graditelj.Services.AddDbContext</w:t>
       </w:r>
       <w:proofErr w:type="spellEnd"/>
-      <w:proofErr w:type="gramEnd"/>
       <w:r>
         <w:rPr>
           <w:rFonts w:ascii="Courier New" w:eastAsia="Courier New" w:hAnsi="Courier New" w:cs="Courier New"/>
@@ -17632,7 +16253,6 @@
         <w:t>BazaPodatakaKontekst</w:t>
       </w:r>
       <w:proofErr w:type="spellEnd"/>
-      <w:proofErr w:type="gramStart"/>
       <w:r>
         <w:rPr>
           <w:rFonts w:ascii="Courier New" w:eastAsia="Courier New" w:hAnsi="Courier New" w:cs="Courier New"/>
@@ -17642,7 +16262,6 @@
         <w:t>&gt;(</w:t>
       </w:r>
       <w:proofErr w:type="spellStart"/>
-      <w:proofErr w:type="gramEnd"/>
       <w:r>
         <w:rPr>
           <w:rFonts w:ascii="Courier New" w:eastAsia="Courier New" w:hAnsi="Courier New" w:cs="Courier New"/>
@@ -17676,7 +16295,6 @@
         <w:t xml:space="preserve">    </w:t>
       </w:r>
       <w:proofErr w:type="spellStart"/>
-      <w:proofErr w:type="gramStart"/>
       <w:r>
         <w:rPr>
           <w:rFonts w:ascii="Courier New" w:eastAsia="Courier New" w:hAnsi="Courier New" w:cs="Courier New"/>
@@ -17686,7 +16304,6 @@
         <w:t>opcije.UseSqlServer</w:t>
       </w:r>
       <w:proofErr w:type="spellEnd"/>
-      <w:proofErr w:type="gramEnd"/>
       <w:r>
         <w:rPr>
           <w:rFonts w:ascii="Courier New" w:eastAsia="Courier New" w:hAnsi="Courier New" w:cs="Courier New"/>
@@ -17711,7 +16328,6 @@
         <w:t xml:space="preserve">        </w:t>
       </w:r>
       <w:proofErr w:type="spellStart"/>
-      <w:proofErr w:type="gramStart"/>
       <w:r>
         <w:rPr>
           <w:rFonts w:ascii="Courier New" w:eastAsia="Courier New" w:hAnsi="Courier New" w:cs="Courier New"/>
@@ -17721,7 +16337,6 @@
         <w:t>graditelj.Configuration</w:t>
       </w:r>
       <w:proofErr w:type="spellEnd"/>
-      <w:proofErr w:type="gramEnd"/>
     </w:p>
     <w:p>
       <w:pPr>
@@ -17735,16 +16350,7 @@
           <w:sz w:val="18"/>
           <w:szCs w:val="18"/>
         </w:rPr>
-        <w:t xml:space="preserve">            </w:t>
-      </w:r>
-      <w:proofErr w:type="gramStart"/>
-      <w:r>
-        <w:rPr>
-          <w:rFonts w:ascii="Courier New" w:eastAsia="Courier New" w:hAnsi="Courier New" w:cs="Courier New"/>
-          <w:sz w:val="18"/>
-          <w:szCs w:val="18"/>
-        </w:rPr>
-        <w:t>.</w:t>
+        <w:t xml:space="preserve">            .</w:t>
       </w:r>
       <w:proofErr w:type="spellStart"/>
       <w:r>
@@ -17756,7 +16362,6 @@
         <w:t>GetConnectionString</w:t>
       </w:r>
       <w:proofErr w:type="spellEnd"/>
-      <w:proofErr w:type="gramEnd"/>
       <w:r>
         <w:rPr>
           <w:rFonts w:ascii="Courier New" w:eastAsia="Courier New" w:hAnsi="Courier New" w:cs="Courier New"/>
@@ -17781,18 +16386,8 @@
           <w:sz w:val="18"/>
           <w:szCs w:val="18"/>
         </w:rPr>
-        <w:t>"))</w:t>
-      </w:r>
-      <w:proofErr w:type="gramStart"/>
-      <w:r>
-        <w:rPr>
-          <w:rFonts w:ascii="Courier New" w:eastAsia="Courier New" w:hAnsi="Courier New" w:cs="Courier New"/>
-          <w:sz w:val="18"/>
-          <w:szCs w:val="18"/>
-        </w:rPr>
-        <w:t>);</w:t>
-      </w:r>
-      <w:proofErr w:type="gramEnd"/>
+        <w:t>")));</w:t>
+      </w:r>
     </w:p>
     <w:p>
       <w:pPr>
@@ -17808,7 +16403,6 @@
         <w:ind w:left="720"/>
       </w:pPr>
       <w:proofErr w:type="spellStart"/>
-      <w:proofErr w:type="gramStart"/>
       <w:r>
         <w:rPr>
           <w:rFonts w:ascii="Courier New" w:eastAsia="Courier New" w:hAnsi="Courier New" w:cs="Courier New"/>
@@ -17818,25 +16412,14 @@
         <w:t>graditelj.Services.AddSession</w:t>
       </w:r>
       <w:proofErr w:type="spellEnd"/>
-      <w:proofErr w:type="gramEnd"/>
-      <w:r>
-        <w:rPr>
-          <w:rFonts w:ascii="Courier New" w:eastAsia="Courier New" w:hAnsi="Courier New" w:cs="Courier New"/>
-          <w:sz w:val="18"/>
-          <w:szCs w:val="18"/>
-        </w:rPr>
-        <w:t>(</w:t>
-      </w:r>
-      <w:proofErr w:type="gramStart"/>
-      <w:r>
-        <w:rPr>
-          <w:rFonts w:ascii="Courier New" w:eastAsia="Courier New" w:hAnsi="Courier New" w:cs="Courier New"/>
-          <w:sz w:val="18"/>
-          <w:szCs w:val="18"/>
-        </w:rPr>
-        <w:t>);</w:t>
-      </w:r>
-      <w:proofErr w:type="gramEnd"/>
+      <w:r>
+        <w:rPr>
+          <w:rFonts w:ascii="Courier New" w:eastAsia="Courier New" w:hAnsi="Courier New" w:cs="Courier New"/>
+          <w:sz w:val="18"/>
+          <w:szCs w:val="18"/>
+        </w:rPr>
+        <w:t>();</w:t>
+      </w:r>
     </w:p>
     <w:p>
       <w:pPr>
@@ -17845,7 +16428,6 @@
         <w:ind w:left="720"/>
       </w:pPr>
       <w:proofErr w:type="spellStart"/>
-      <w:proofErr w:type="gramStart"/>
       <w:r>
         <w:rPr>
           <w:rFonts w:ascii="Courier New" w:eastAsia="Courier New" w:hAnsi="Courier New" w:cs="Courier New"/>
@@ -17855,7 +16437,6 @@
         <w:t>graditelj.Services.AddScoped</w:t>
       </w:r>
       <w:proofErr w:type="spellEnd"/>
-      <w:proofErr w:type="gramEnd"/>
       <w:r>
         <w:rPr>
           <w:rFonts w:ascii="Courier New" w:eastAsia="Courier New" w:hAnsi="Courier New" w:cs="Courier New"/>
@@ -17892,7 +16473,6 @@
         <w:t>ServisKorisnika</w:t>
       </w:r>
       <w:proofErr w:type="spellEnd"/>
-      <w:proofErr w:type="gramStart"/>
       <w:r>
         <w:rPr>
           <w:rFonts w:ascii="Courier New" w:eastAsia="Courier New" w:hAnsi="Courier New" w:cs="Courier New"/>
@@ -17901,7 +16481,6 @@
         </w:rPr>
         <w:t>&gt;();</w:t>
       </w:r>
-      <w:proofErr w:type="gramEnd"/>
     </w:p>
     <w:p>
       <w:pPr>
@@ -17910,7 +16489,6 @@
         <w:ind w:left="720"/>
       </w:pPr>
       <w:proofErr w:type="spellStart"/>
-      <w:proofErr w:type="gramStart"/>
       <w:r>
         <w:rPr>
           <w:rFonts w:ascii="Courier New" w:eastAsia="Courier New" w:hAnsi="Courier New" w:cs="Courier New"/>
@@ -17920,7 +16498,6 @@
         <w:t>graditelj.Services.AddScoped</w:t>
       </w:r>
       <w:proofErr w:type="spellEnd"/>
-      <w:proofErr w:type="gramEnd"/>
       <w:r>
         <w:rPr>
           <w:rFonts w:ascii="Courier New" w:eastAsia="Courier New" w:hAnsi="Courier New" w:cs="Courier New"/>
@@ -17930,7 +16507,6 @@
         <w:t>&lt;</w:t>
       </w:r>
       <w:proofErr w:type="spellStart"/>
-      <w:proofErr w:type="gramStart"/>
       <w:r>
         <w:rPr>
           <w:rFonts w:ascii="Courier New" w:eastAsia="Courier New" w:hAnsi="Courier New" w:cs="Courier New"/>
@@ -17966,7 +16542,6 @@
         </w:rPr>
         <w:t>&gt;();</w:t>
       </w:r>
-      <w:proofErr w:type="gramEnd"/>
     </w:p>
     <w:p>
       <w:pPr>
@@ -17975,7 +16550,6 @@
         <w:ind w:left="720"/>
       </w:pPr>
       <w:proofErr w:type="spellStart"/>
-      <w:proofErr w:type="gramStart"/>
       <w:r>
         <w:rPr>
           <w:rFonts w:ascii="Courier New" w:eastAsia="Courier New" w:hAnsi="Courier New" w:cs="Courier New"/>
@@ -17985,7 +16559,6 @@
         <w:t>graditelj.Services.AddScoped</w:t>
       </w:r>
       <w:proofErr w:type="spellEnd"/>
-      <w:proofErr w:type="gramEnd"/>
       <w:r>
         <w:rPr>
           <w:rFonts w:ascii="Courier New" w:eastAsia="Courier New" w:hAnsi="Courier New" w:cs="Courier New"/>
@@ -17995,7 +16568,6 @@
         <w:t>&lt;</w:t>
       </w:r>
       <w:proofErr w:type="spellStart"/>
-      <w:proofErr w:type="gramStart"/>
       <w:r>
         <w:rPr>
           <w:rFonts w:ascii="Courier New" w:eastAsia="Courier New" w:hAnsi="Courier New" w:cs="Courier New"/>
@@ -18011,16 +16583,7 @@
           <w:sz w:val="18"/>
           <w:szCs w:val="18"/>
         </w:rPr>
-        <w:t xml:space="preserve">,   </w:t>
-      </w:r>
-      <w:proofErr w:type="gramEnd"/>
-      <w:r>
-        <w:rPr>
-          <w:rFonts w:ascii="Courier New" w:eastAsia="Courier New" w:hAnsi="Courier New" w:cs="Courier New"/>
-          <w:sz w:val="18"/>
-          <w:szCs w:val="18"/>
-        </w:rPr>
-        <w:t xml:space="preserve"> </w:t>
+        <w:t xml:space="preserve">,    </w:t>
       </w:r>
       <w:proofErr w:type="spellStart"/>
       <w:r>
@@ -18032,7 +16595,6 @@
         <w:t>ServisOcena</w:t>
       </w:r>
       <w:proofErr w:type="spellEnd"/>
-      <w:proofErr w:type="gramStart"/>
       <w:r>
         <w:rPr>
           <w:rFonts w:ascii="Courier New" w:eastAsia="Courier New" w:hAnsi="Courier New" w:cs="Courier New"/>
@@ -18041,7 +16603,6 @@
         </w:rPr>
         <w:t>&gt;();</w:t>
       </w:r>
-      <w:proofErr w:type="gramEnd"/>
     </w:p>
     <w:p>
       <w:pPr>
@@ -18086,7 +16647,7 @@
       </w:r>
       <w:proofErr w:type="spellEnd"/>
       <w:r>
-        <w:t xml:space="preserve"> — </w:t>
+        <w:t xml:space="preserve"> </w:t>
       </w:r>
       <w:proofErr w:type="spellStart"/>
       <w:r>
@@ -18161,7 +16722,6 @@
         <w:t xml:space="preserve"> </w:t>
       </w:r>
       <w:proofErr w:type="spellStart"/>
-      <w:proofErr w:type="gramStart"/>
       <w:r>
         <w:t>ovom</w:t>
       </w:r>
@@ -18174,7 +16734,6 @@
         <w:t>pristupu</w:t>
       </w:r>
       <w:proofErr w:type="spellEnd"/>
-      <w:proofErr w:type="gramEnd"/>
       <w:r>
         <w:t xml:space="preserve"> </w:t>
       </w:r>
@@ -18808,21 +17367,12 @@
             </w:tcMar>
           </w:tcPr>
           <w:p>
-            <w:proofErr w:type="gramStart"/>
-            <w:r>
-              <w:rPr>
-                <w:sz w:val="20"/>
-                <w:szCs w:val="20"/>
-              </w:rPr>
-              <w:t>Plain-text</w:t>
-            </w:r>
-            <w:proofErr w:type="gramEnd"/>
-            <w:r>
-              <w:rPr>
-                <w:sz w:val="20"/>
-                <w:szCs w:val="20"/>
-              </w:rPr>
-              <w:t xml:space="preserve"> (</w:t>
+            <w:r>
+              <w:rPr>
+                <w:sz w:val="20"/>
+                <w:szCs w:val="20"/>
+              </w:rPr>
+              <w:t>Plain-text (</w:t>
             </w:r>
             <w:proofErr w:type="spellStart"/>
             <w:r>
@@ -20603,15 +19153,7 @@
       </w:r>
       <w:proofErr w:type="spellEnd"/>
       <w:r>
-        <w:t xml:space="preserve">, </w:t>
-      </w:r>
-      <w:proofErr w:type="gramStart"/>
-      <w:r>
-        <w:t>a</w:t>
-      </w:r>
-      <w:proofErr w:type="gramEnd"/>
-      <w:r>
-        <w:t xml:space="preserve"> </w:t>
+        <w:t xml:space="preserve">, a </w:t>
       </w:r>
       <w:proofErr w:type="spellStart"/>
       <w:r>
